--- a/docs/extracted/Chat_Response_Routing_Policy.docx
+++ b/docs/extracted/Chat_Response_Routing_Policy.docx
@@ -12427,6 +12427,2438 @@
       </w:pPr>
       <w:r>
         <w:t xml:space="preserve"/>
+      </w:r>
+    </w:p>
+    <w:p>
+      <w:pPr>
+        <w:pStyle w:val="Heading2"/>
+        <w:spacing w:after="160" w:before="320"/>
+      </w:pPr>
+      <w:r>
+        <w:rPr>
+          <w:rFonts w:ascii="Arial" w:cs="Arial" w:eastAsia="Arial" w:hAnsi="Arial"/>
+          <w:b/>
+          <w:bCs/>
+          <w:color w:val="0A2463"/>
+          <w:sz w:val="28"/>
+          <w:szCs w:val="28"/>
+        </w:rPr>
+        <w:t xml:space="preserve">Intent-by-intent grounding requirements</w:t>
+      </w:r>
+    </w:p>
+    <w:p>
+      <w:pPr>
+        <w:spacing w:after="100" w:before="100" w:line="320"/>
+      </w:pPr>
+      <w:r>
+        <w:t xml:space="preserve">The 13 intents YourAI ships do not behave uniformly under the routing policy. Some require a document to be present at all (the bot should refuse to proceed without one). Some require RAG retrieval against the attached doc and must not fall back to training. Some are pure general-knowledge / drafting calls where the grounding gate should be OFF entirely. The dev team's pipeline needs to read the intent before applying the gate, not run a one-size gate across all questions.</w:t>
+      </w:r>
+    </w:p>
+    <w:p>
+      <w:pPr>
+        <w:pStyle w:val="Heading3"/>
+        <w:spacing w:after="120" w:before="240"/>
+      </w:pPr>
+      <w:r>
+        <w:rPr>
+          <w:rFonts w:ascii="Arial" w:cs="Arial" w:eastAsia="Arial" w:hAnsi="Arial"/>
+          <w:b/>
+          <w:bCs/>
+          <w:color w:val="0A2463"/>
+          <w:sz w:val="22"/>
+          <w:szCs w:val="22"/>
+        </w:rPr>
+        <w:t xml:space="preserve">Grouping</w:t>
+      </w:r>
+    </w:p>
+    <w:p>
+      <w:pPr>
+        <w:spacing w:after="100" w:before="100" w:line="320"/>
+      </w:pPr>
+      <w:r>
+        <w:rPr>
+          <w:b/>
+          <w:bCs/>
+        </w:rPr>
+        <w:t xml:space="preserve">Grounding REQUIRED</w:t>
+      </w:r>
+      <w:r>
+        <w:t xml:space="preserve"> (RAG-gated; refuse to proceed without a document; never fall back to training silently):</w:t>
+      </w:r>
+    </w:p>
+    <w:tbl>
+      <w:tblPr>
+        <w:tblW w:type="dxa" w:w="9360"/>
+        <w:tblBorders>
+          <w:top w:val="single" w:color="auto" w:sz="4"/>
+          <w:left w:val="single" w:color="auto" w:sz="4"/>
+          <w:bottom w:val="single" w:color="auto" w:sz="4"/>
+          <w:right w:val="single" w:color="auto" w:sz="4"/>
+          <w:insideH w:val="single" w:color="auto" w:sz="4"/>
+          <w:insideV w:val="single" w:color="auto" w:sz="4"/>
+        </w:tblBorders>
+      </w:tblPr>
+      <w:tblGrid>
+        <w:gridCol w:w="1872"/>
+        <w:gridCol w:w="1872"/>
+        <w:gridCol w:w="1872"/>
+        <w:gridCol w:w="1872"/>
+        <w:gridCol w:w="1872"/>
+      </w:tblGrid>
+      <w:tr>
+        <w:tc>
+          <w:tcPr>
+            <w:tcW w:type="dxa" w:w="1872"/>
+            <w:tcBorders>
+              <w:top w:val="single" w:color="B0B7C0" w:sz="4"/>
+              <w:left w:val="single" w:color="B0B7C0" w:sz="4"/>
+              <w:bottom w:val="single" w:color="B0B7C0" w:sz="4"/>
+              <w:right w:val="single" w:color="B0B7C0" w:sz="4"/>
+            </w:tcBorders>
+            <w:shd w:fill="1F3864" w:color="auto" w:val="clear"/>
+            <w:tcMar>
+              <w:top w:type="dxa" w:w="80"/>
+              <w:left w:type="dxa" w:w="120"/>
+              <w:bottom w:type="dxa" w:w="80"/>
+              <w:right w:type="dxa" w:w="120"/>
+            </w:tcMar>
+          </w:tcPr>
+          <w:p>
+            <w:pPr>
+              <w:spacing w:after="0" w:before="0"/>
+            </w:pPr>
+            <w:r>
+              <w:rPr>
+                <w:rFonts w:ascii="Arial" w:cs="Arial" w:eastAsia="Arial" w:hAnsi="Arial"/>
+                <w:b/>
+                <w:bCs/>
+                <w:color w:val="FFFFFF"/>
+                <w:sz w:val="20"/>
+                <w:szCs w:val="20"/>
+              </w:rPr>
+              <w:t xml:space="preserve">Intent</w:t>
+            </w:r>
+          </w:p>
+        </w:tc>
+        <w:tc>
+          <w:tcPr>
+            <w:tcW w:type="dxa" w:w="1872"/>
+            <w:tcBorders>
+              <w:top w:val="single" w:color="B0B7C0" w:sz="4"/>
+              <w:left w:val="single" w:color="B0B7C0" w:sz="4"/>
+              <w:bottom w:val="single" w:color="B0B7C0" w:sz="4"/>
+              <w:right w:val="single" w:color="B0B7C0" w:sz="4"/>
+            </w:tcBorders>
+            <w:shd w:fill="1F3864" w:color="auto" w:val="clear"/>
+            <w:tcMar>
+              <w:top w:type="dxa" w:w="80"/>
+              <w:left w:type="dxa" w:w="120"/>
+              <w:bottom w:type="dxa" w:w="80"/>
+              <w:right w:type="dxa" w:w="120"/>
+            </w:tcMar>
+          </w:tcPr>
+          <w:p>
+            <w:pPr>
+              <w:spacing w:after="0" w:before="0"/>
+            </w:pPr>
+            <w:r>
+              <w:rPr>
+                <w:rFonts w:ascii="Arial" w:cs="Arial" w:eastAsia="Arial" w:hAnsi="Arial"/>
+                <w:b/>
+                <w:bCs/>
+                <w:color w:val="FFFFFF"/>
+                <w:sz w:val="20"/>
+                <w:szCs w:val="20"/>
+              </w:rPr>
+              <w:t xml:space="preserve">Active when</w:t>
+            </w:r>
+          </w:p>
+        </w:tc>
+        <w:tc>
+          <w:tcPr>
+            <w:tcW w:type="dxa" w:w="1872"/>
+            <w:tcBorders>
+              <w:top w:val="single" w:color="B0B7C0" w:sz="4"/>
+              <w:left w:val="single" w:color="B0B7C0" w:sz="4"/>
+              <w:bottom w:val="single" w:color="B0B7C0" w:sz="4"/>
+              <w:right w:val="single" w:color="B0B7C0" w:sz="4"/>
+            </w:tcBorders>
+            <w:shd w:fill="1F3864" w:color="auto" w:val="clear"/>
+            <w:tcMar>
+              <w:top w:type="dxa" w:w="80"/>
+              <w:left w:type="dxa" w:w="120"/>
+              <w:bottom w:type="dxa" w:w="80"/>
+              <w:right w:type="dxa" w:w="120"/>
+            </w:tcMar>
+          </w:tcPr>
+          <w:p>
+            <w:pPr>
+              <w:spacing w:after="0" w:before="0"/>
+            </w:pPr>
+            <w:r>
+              <w:rPr>
+                <w:rFonts w:ascii="Arial" w:cs="Arial" w:eastAsia="Arial" w:hAnsi="Arial"/>
+                <w:b/>
+                <w:bCs/>
+                <w:color w:val="FFFFFF"/>
+                <w:sz w:val="20"/>
+                <w:szCs w:val="20"/>
+              </w:rPr>
+              <w:t xml:space="preserve">Required source</w:t>
+            </w:r>
+          </w:p>
+        </w:tc>
+        <w:tc>
+          <w:tcPr>
+            <w:tcW w:type="dxa" w:w="1872"/>
+            <w:tcBorders>
+              <w:top w:val="single" w:color="B0B7C0" w:sz="4"/>
+              <w:left w:val="single" w:color="B0B7C0" w:sz="4"/>
+              <w:bottom w:val="single" w:color="B0B7C0" w:sz="4"/>
+              <w:right w:val="single" w:color="B0B7C0" w:sz="4"/>
+            </w:tcBorders>
+            <w:shd w:fill="1F3864" w:color="auto" w:val="clear"/>
+            <w:tcMar>
+              <w:top w:type="dxa" w:w="80"/>
+              <w:left w:type="dxa" w:w="120"/>
+              <w:bottom w:type="dxa" w:w="80"/>
+              <w:right w:type="dxa" w:w="120"/>
+            </w:tcMar>
+          </w:tcPr>
+          <w:p>
+            <w:pPr>
+              <w:spacing w:after="0" w:before="0"/>
+            </w:pPr>
+            <w:r>
+              <w:rPr>
+                <w:rFonts w:ascii="Arial" w:cs="Arial" w:eastAsia="Arial" w:hAnsi="Arial"/>
+                <w:b/>
+                <w:bCs/>
+                <w:color w:val="FFFFFF"/>
+                <w:sz w:val="20"/>
+                <w:szCs w:val="20"/>
+              </w:rPr>
+              <w:t xml:space="preserve">If no doc attached</w:t>
+            </w:r>
+          </w:p>
+        </w:tc>
+        <w:tc>
+          <w:tcPr>
+            <w:tcW w:type="dxa" w:w="1872"/>
+            <w:tcBorders>
+              <w:top w:val="single" w:color="B0B7C0" w:sz="4"/>
+              <w:left w:val="single" w:color="B0B7C0" w:sz="4"/>
+              <w:bottom w:val="single" w:color="B0B7C0" w:sz="4"/>
+              <w:right w:val="single" w:color="B0B7C0" w:sz="4"/>
+            </w:tcBorders>
+            <w:shd w:fill="1F3864" w:color="auto" w:val="clear"/>
+            <w:tcMar>
+              <w:top w:type="dxa" w:w="80"/>
+              <w:left w:type="dxa" w:w="120"/>
+              <w:bottom w:type="dxa" w:w="80"/>
+              <w:right w:type="dxa" w:w="120"/>
+            </w:tcMar>
+          </w:tcPr>
+          <w:p>
+            <w:pPr>
+              <w:spacing w:after="0" w:before="0"/>
+            </w:pPr>
+            <w:r>
+              <w:rPr>
+                <w:rFonts w:ascii="Arial" w:cs="Arial" w:eastAsia="Arial" w:hAnsi="Arial"/>
+                <w:b/>
+                <w:bCs/>
+                <w:color w:val="FFFFFF"/>
+                <w:sz w:val="20"/>
+                <w:szCs w:val="20"/>
+              </w:rPr>
+              <w:t xml:space="preserve">If doc doesn't cover the question</w:t>
+            </w:r>
+          </w:p>
+        </w:tc>
+      </w:tr>
+      <w:tr>
+        <w:tc>
+          <w:tcPr>
+            <w:tcW w:type="dxa" w:w="1872"/>
+            <w:tcBorders>
+              <w:top w:val="single" w:color="B0B7C0" w:sz="4"/>
+              <w:left w:val="single" w:color="B0B7C0" w:sz="4"/>
+              <w:bottom w:val="single" w:color="B0B7C0" w:sz="4"/>
+              <w:right w:val="single" w:color="B0B7C0" w:sz="4"/>
+            </w:tcBorders>
+            <w:tcMar>
+              <w:top w:type="dxa" w:w="80"/>
+              <w:left w:type="dxa" w:w="120"/>
+              <w:bottom w:type="dxa" w:w="80"/>
+              <w:right w:type="dxa" w:w="120"/>
+            </w:tcMar>
+          </w:tcPr>
+          <w:p>
+            <w:pPr>
+              <w:spacing w:after="0" w:before="0"/>
+            </w:pPr>
+            <w:r>
+              <w:rPr>
+                <w:rFonts w:ascii="Consolas" w:cs="Consolas" w:eastAsia="Consolas" w:hAnsi="Consolas"/>
+              </w:rPr>
+              <w:t xml:space="preserve">contract_review</w:t>
+            </w:r>
+          </w:p>
+        </w:tc>
+        <w:tc>
+          <w:tcPr>
+            <w:tcW w:type="dxa" w:w="1872"/>
+            <w:tcBorders>
+              <w:top w:val="single" w:color="B0B7C0" w:sz="4"/>
+              <w:left w:val="single" w:color="B0B7C0" w:sz="4"/>
+              <w:bottom w:val="single" w:color="B0B7C0" w:sz="4"/>
+              <w:right w:val="single" w:color="B0B7C0" w:sz="4"/>
+            </w:tcBorders>
+            <w:tcMar>
+              <w:top w:type="dxa" w:w="80"/>
+              <w:left w:type="dxa" w:w="120"/>
+              <w:bottom w:type="dxa" w:w="80"/>
+              <w:right w:type="dxa" w:w="120"/>
+            </w:tcMar>
+          </w:tcPr>
+          <w:p>
+            <w:pPr>
+              <w:spacing w:after="0" w:before="0"/>
+            </w:pPr>
+            <w:r>
+              <w:t xml:space="preserve">Attorney is reviewing a contract</w:t>
+            </w:r>
+          </w:p>
+        </w:tc>
+        <w:tc>
+          <w:tcPr>
+            <w:tcW w:type="dxa" w:w="1872"/>
+            <w:tcBorders>
+              <w:top w:val="single" w:color="B0B7C0" w:sz="4"/>
+              <w:left w:val="single" w:color="B0B7C0" w:sz="4"/>
+              <w:bottom w:val="single" w:color="B0B7C0" w:sz="4"/>
+              <w:right w:val="single" w:color="B0B7C0" w:sz="4"/>
+            </w:tcBorders>
+            <w:tcMar>
+              <w:top w:type="dxa" w:w="80"/>
+              <w:left w:type="dxa" w:w="120"/>
+              <w:bottom w:type="dxa" w:w="80"/>
+              <w:right w:type="dxa" w:w="120"/>
+            </w:tcMar>
+          </w:tcPr>
+          <w:p>
+            <w:pPr>
+              <w:spacing w:after="0" w:before="0"/>
+            </w:pPr>
+            <w:r>
+              <w:t xml:space="preserve">Attached doc</w:t>
+            </w:r>
+          </w:p>
+        </w:tc>
+        <w:tc>
+          <w:tcPr>
+            <w:tcW w:type="dxa" w:w="1872"/>
+            <w:tcBorders>
+              <w:top w:val="single" w:color="B0B7C0" w:sz="4"/>
+              <w:left w:val="single" w:color="B0B7C0" w:sz="4"/>
+              <w:bottom w:val="single" w:color="B0B7C0" w:sz="4"/>
+              <w:right w:val="single" w:color="B0B7C0" w:sz="4"/>
+            </w:tcBorders>
+            <w:tcMar>
+              <w:top w:type="dxa" w:w="80"/>
+              <w:left w:type="dxa" w:w="120"/>
+              <w:bottom w:type="dxa" w:w="80"/>
+              <w:right w:type="dxa" w:w="120"/>
+            </w:tcMar>
+          </w:tcPr>
+          <w:p>
+            <w:pPr>
+              <w:spacing w:after="0" w:before="0"/>
+            </w:pPr>
+            <w:r>
+              <w:rPr>
+                <w:rFonts w:ascii="Consolas" w:cs="Consolas" w:eastAsia="Consolas" w:hAnsi="Consolas"/>
+              </w:rPr>
+              <w:t xml:space="preserve">NEED_DOC</w:t>
+            </w:r>
+          </w:p>
+        </w:tc>
+        <w:tc>
+          <w:tcPr>
+            <w:tcW w:type="dxa" w:w="1872"/>
+            <w:tcBorders>
+              <w:top w:val="single" w:color="B0B7C0" w:sz="4"/>
+              <w:left w:val="single" w:color="B0B7C0" w:sz="4"/>
+              <w:bottom w:val="single" w:color="B0B7C0" w:sz="4"/>
+              <w:right w:val="single" w:color="B0B7C0" w:sz="4"/>
+            </w:tcBorders>
+            <w:tcMar>
+              <w:top w:type="dxa" w:w="80"/>
+              <w:left w:type="dxa" w:w="120"/>
+              <w:bottom w:type="dxa" w:w="80"/>
+              <w:right w:type="dxa" w:w="120"/>
+            </w:tcMar>
+          </w:tcPr>
+          <w:p>
+            <w:pPr>
+              <w:spacing w:after="0" w:before="0"/>
+            </w:pPr>
+            <w:r>
+              <w:rPr>
+                <w:rFonts w:ascii="Consolas" w:cs="Consolas" w:eastAsia="Consolas" w:hAnsi="Consolas"/>
+              </w:rPr>
+              <w:t xml:space="preserve">MISS_DOC</w:t>
+            </w:r>
+            <w:r>
+              <w:t xml:space="preserve"> (don't fall back to training)</w:t>
+            </w:r>
+          </w:p>
+        </w:tc>
+      </w:tr>
+      <w:tr>
+        <w:tc>
+          <w:tcPr>
+            <w:tcW w:type="dxa" w:w="1872"/>
+            <w:tcBorders>
+              <w:top w:val="single" w:color="B0B7C0" w:sz="4"/>
+              <w:left w:val="single" w:color="B0B7C0" w:sz="4"/>
+              <w:bottom w:val="single" w:color="B0B7C0" w:sz="4"/>
+              <w:right w:val="single" w:color="B0B7C0" w:sz="4"/>
+            </w:tcBorders>
+            <w:tcMar>
+              <w:top w:type="dxa" w:w="80"/>
+              <w:left w:type="dxa" w:w="120"/>
+              <w:bottom w:type="dxa" w:w="80"/>
+              <w:right w:type="dxa" w:w="120"/>
+            </w:tcMar>
+          </w:tcPr>
+          <w:p>
+            <w:pPr>
+              <w:spacing w:after="0" w:before="0"/>
+            </w:pPr>
+            <w:r>
+              <w:rPr>
+                <w:rFonts w:ascii="Consolas" w:cs="Consolas" w:eastAsia="Consolas" w:hAnsi="Consolas"/>
+              </w:rPr>
+              <w:t xml:space="preserve">clause_analysis</w:t>
+            </w:r>
+          </w:p>
+        </w:tc>
+        <w:tc>
+          <w:tcPr>
+            <w:tcW w:type="dxa" w:w="1872"/>
+            <w:tcBorders>
+              <w:top w:val="single" w:color="B0B7C0" w:sz="4"/>
+              <w:left w:val="single" w:color="B0B7C0" w:sz="4"/>
+              <w:bottom w:val="single" w:color="B0B7C0" w:sz="4"/>
+              <w:right w:val="single" w:color="B0B7C0" w:sz="4"/>
+            </w:tcBorders>
+            <w:tcMar>
+              <w:top w:type="dxa" w:w="80"/>
+              <w:left w:type="dxa" w:w="120"/>
+              <w:bottom w:type="dxa" w:w="80"/>
+              <w:right w:type="dxa" w:w="120"/>
+            </w:tcMar>
+          </w:tcPr>
+          <w:p>
+            <w:pPr>
+              <w:spacing w:after="0" w:before="0"/>
+            </w:pPr>
+            <w:r>
+              <w:t xml:space="preserve">Find / analyze clauses in a contract</w:t>
+            </w:r>
+          </w:p>
+        </w:tc>
+        <w:tc>
+          <w:tcPr>
+            <w:tcW w:type="dxa" w:w="1872"/>
+            <w:tcBorders>
+              <w:top w:val="single" w:color="B0B7C0" w:sz="4"/>
+              <w:left w:val="single" w:color="B0B7C0" w:sz="4"/>
+              <w:bottom w:val="single" w:color="B0B7C0" w:sz="4"/>
+              <w:right w:val="single" w:color="B0B7C0" w:sz="4"/>
+            </w:tcBorders>
+            <w:tcMar>
+              <w:top w:type="dxa" w:w="80"/>
+              <w:left w:type="dxa" w:w="120"/>
+              <w:bottom w:type="dxa" w:w="80"/>
+              <w:right w:type="dxa" w:w="120"/>
+            </w:tcMar>
+          </w:tcPr>
+          <w:p>
+            <w:pPr>
+              <w:spacing w:after="0" w:before="0"/>
+            </w:pPr>
+            <w:r>
+              <w:t xml:space="preserve">Attached doc</w:t>
+            </w:r>
+          </w:p>
+        </w:tc>
+        <w:tc>
+          <w:tcPr>
+            <w:tcW w:type="dxa" w:w="1872"/>
+            <w:tcBorders>
+              <w:top w:val="single" w:color="B0B7C0" w:sz="4"/>
+              <w:left w:val="single" w:color="B0B7C0" w:sz="4"/>
+              <w:bottom w:val="single" w:color="B0B7C0" w:sz="4"/>
+              <w:right w:val="single" w:color="B0B7C0" w:sz="4"/>
+            </w:tcBorders>
+            <w:tcMar>
+              <w:top w:type="dxa" w:w="80"/>
+              <w:left w:type="dxa" w:w="120"/>
+              <w:bottom w:type="dxa" w:w="80"/>
+              <w:right w:type="dxa" w:w="120"/>
+            </w:tcMar>
+          </w:tcPr>
+          <w:p>
+            <w:pPr>
+              <w:spacing w:after="0" w:before="0"/>
+            </w:pPr>
+            <w:r>
+              <w:rPr>
+                <w:rFonts w:ascii="Consolas" w:cs="Consolas" w:eastAsia="Consolas" w:hAnsi="Consolas"/>
+              </w:rPr>
+              <w:t xml:space="preserve">NEED_DOC</w:t>
+            </w:r>
+          </w:p>
+        </w:tc>
+        <w:tc>
+          <w:tcPr>
+            <w:tcW w:type="dxa" w:w="1872"/>
+            <w:tcBorders>
+              <w:top w:val="single" w:color="B0B7C0" w:sz="4"/>
+              <w:left w:val="single" w:color="B0B7C0" w:sz="4"/>
+              <w:bottom w:val="single" w:color="B0B7C0" w:sz="4"/>
+              <w:right w:val="single" w:color="B0B7C0" w:sz="4"/>
+            </w:tcBorders>
+            <w:tcMar>
+              <w:top w:type="dxa" w:w="80"/>
+              <w:left w:type="dxa" w:w="120"/>
+              <w:bottom w:type="dxa" w:w="80"/>
+              <w:right w:type="dxa" w:w="120"/>
+            </w:tcMar>
+          </w:tcPr>
+          <w:p>
+            <w:pPr>
+              <w:spacing w:after="0" w:before="0"/>
+            </w:pPr>
+            <w:r>
+              <w:rPr>
+                <w:rFonts w:ascii="Consolas" w:cs="Consolas" w:eastAsia="Consolas" w:hAnsi="Consolas"/>
+              </w:rPr>
+              <w:t xml:space="preserve">MISS_DOC</w:t>
+            </w:r>
+          </w:p>
+        </w:tc>
+      </w:tr>
+      <w:tr>
+        <w:tc>
+          <w:tcPr>
+            <w:tcW w:type="dxa" w:w="1872"/>
+            <w:tcBorders>
+              <w:top w:val="single" w:color="B0B7C0" w:sz="4"/>
+              <w:left w:val="single" w:color="B0B7C0" w:sz="4"/>
+              <w:bottom w:val="single" w:color="B0B7C0" w:sz="4"/>
+              <w:right w:val="single" w:color="B0B7C0" w:sz="4"/>
+            </w:tcBorders>
+            <w:tcMar>
+              <w:top w:type="dxa" w:w="80"/>
+              <w:left w:type="dxa" w:w="120"/>
+              <w:bottom w:type="dxa" w:w="80"/>
+              <w:right w:type="dxa" w:w="120"/>
+            </w:tcMar>
+          </w:tcPr>
+          <w:p>
+            <w:pPr>
+              <w:spacing w:after="0" w:before="0"/>
+            </w:pPr>
+            <w:r>
+              <w:rPr>
+                <w:rFonts w:ascii="Consolas" w:cs="Consolas" w:eastAsia="Consolas" w:hAnsi="Consolas"/>
+              </w:rPr>
+              <w:t xml:space="preserve">clause_comparison</w:t>
+            </w:r>
+          </w:p>
+        </w:tc>
+        <w:tc>
+          <w:tcPr>
+            <w:tcW w:type="dxa" w:w="1872"/>
+            <w:tcBorders>
+              <w:top w:val="single" w:color="B0B7C0" w:sz="4"/>
+              <w:left w:val="single" w:color="B0B7C0" w:sz="4"/>
+              <w:bottom w:val="single" w:color="B0B7C0" w:sz="4"/>
+              <w:right w:val="single" w:color="B0B7C0" w:sz="4"/>
+            </w:tcBorders>
+            <w:tcMar>
+              <w:top w:type="dxa" w:w="80"/>
+              <w:left w:type="dxa" w:w="120"/>
+              <w:bottom w:type="dxa" w:w="80"/>
+              <w:right w:type="dxa" w:w="120"/>
+            </w:tcMar>
+          </w:tcPr>
+          <w:p>
+            <w:pPr>
+              <w:spacing w:after="0" w:before="0"/>
+            </w:pPr>
+            <w:r>
+              <w:t xml:space="preserve">Compare two contracts (or one to a KP standard)</w:t>
+            </w:r>
+          </w:p>
+        </w:tc>
+        <w:tc>
+          <w:tcPr>
+            <w:tcW w:type="dxa" w:w="1872"/>
+            <w:tcBorders>
+              <w:top w:val="single" w:color="B0B7C0" w:sz="4"/>
+              <w:left w:val="single" w:color="B0B7C0" w:sz="4"/>
+              <w:bottom w:val="single" w:color="B0B7C0" w:sz="4"/>
+              <w:right w:val="single" w:color="B0B7C0" w:sz="4"/>
+            </w:tcBorders>
+            <w:tcMar>
+              <w:top w:type="dxa" w:w="80"/>
+              <w:left w:type="dxa" w:w="120"/>
+              <w:bottom w:type="dxa" w:w="80"/>
+              <w:right w:type="dxa" w:w="120"/>
+            </w:tcMar>
+          </w:tcPr>
+          <w:p>
+            <w:pPr>
+              <w:spacing w:after="0" w:before="0"/>
+            </w:pPr>
+            <w:r>
+              <w:t xml:space="preserve">2 attached docs, OR 1 doc + active KP</w:t>
+            </w:r>
+          </w:p>
+        </w:tc>
+        <w:tc>
+          <w:tcPr>
+            <w:tcW w:type="dxa" w:w="1872"/>
+            <w:tcBorders>
+              <w:top w:val="single" w:color="B0B7C0" w:sz="4"/>
+              <w:left w:val="single" w:color="B0B7C0" w:sz="4"/>
+              <w:bottom w:val="single" w:color="B0B7C0" w:sz="4"/>
+              <w:right w:val="single" w:color="B0B7C0" w:sz="4"/>
+            </w:tcBorders>
+            <w:tcMar>
+              <w:top w:type="dxa" w:w="80"/>
+              <w:left w:type="dxa" w:w="120"/>
+              <w:bottom w:type="dxa" w:w="80"/>
+              <w:right w:type="dxa" w:w="120"/>
+            </w:tcMar>
+          </w:tcPr>
+          <w:p>
+            <w:pPr>
+              <w:spacing w:after="0" w:before="0"/>
+            </w:pPr>
+            <w:r>
+              <w:rPr>
+                <w:rFonts w:ascii="Consolas" w:cs="Consolas" w:eastAsia="Consolas" w:hAnsi="Consolas"/>
+              </w:rPr>
+              <w:t xml:space="preserve">NEED_DOC</w:t>
+            </w:r>
+            <w:r>
+              <w:t xml:space="preserve"> (with reason: need 2 sources)</w:t>
+            </w:r>
+          </w:p>
+        </w:tc>
+        <w:tc>
+          <w:tcPr>
+            <w:tcW w:type="dxa" w:w="1872"/>
+            <w:tcBorders>
+              <w:top w:val="single" w:color="B0B7C0" w:sz="4"/>
+              <w:left w:val="single" w:color="B0B7C0" w:sz="4"/>
+              <w:bottom w:val="single" w:color="B0B7C0" w:sz="4"/>
+              <w:right w:val="single" w:color="B0B7C0" w:sz="4"/>
+            </w:tcBorders>
+            <w:tcMar>
+              <w:top w:type="dxa" w:w="80"/>
+              <w:left w:type="dxa" w:w="120"/>
+              <w:bottom w:type="dxa" w:w="80"/>
+              <w:right w:type="dxa" w:w="120"/>
+            </w:tcMar>
+          </w:tcPr>
+          <w:p>
+            <w:pPr>
+              <w:spacing w:after="0" w:before="0"/>
+            </w:pPr>
+            <w:r>
+              <w:rPr>
+                <w:rFonts w:ascii="Consolas" w:cs="Consolas" w:eastAsia="Consolas" w:hAnsi="Consolas"/>
+              </w:rPr>
+              <w:t xml:space="preserve">MISS_DOC</w:t>
+            </w:r>
+            <w:r>
+              <w:t xml:space="preserve"> for the missing side</w:t>
+            </w:r>
+          </w:p>
+        </w:tc>
+      </w:tr>
+      <w:tr>
+        <w:tc>
+          <w:tcPr>
+            <w:tcW w:type="dxa" w:w="1872"/>
+            <w:tcBorders>
+              <w:top w:val="single" w:color="B0B7C0" w:sz="4"/>
+              <w:left w:val="single" w:color="B0B7C0" w:sz="4"/>
+              <w:bottom w:val="single" w:color="B0B7C0" w:sz="4"/>
+              <w:right w:val="single" w:color="B0B7C0" w:sz="4"/>
+            </w:tcBorders>
+            <w:tcMar>
+              <w:top w:type="dxa" w:w="80"/>
+              <w:left w:type="dxa" w:w="120"/>
+              <w:bottom w:type="dxa" w:w="80"/>
+              <w:right w:type="dxa" w:w="120"/>
+            </w:tcMar>
+          </w:tcPr>
+          <w:p>
+            <w:pPr>
+              <w:spacing w:after="0" w:before="0"/>
+            </w:pPr>
+            <w:r>
+              <w:rPr>
+                <w:rFonts w:ascii="Consolas" w:cs="Consolas" w:eastAsia="Consolas" w:hAnsi="Consolas"/>
+              </w:rPr>
+              <w:t xml:space="preserve">document_summarization</w:t>
+            </w:r>
+          </w:p>
+        </w:tc>
+        <w:tc>
+          <w:tcPr>
+            <w:tcW w:type="dxa" w:w="1872"/>
+            <w:tcBorders>
+              <w:top w:val="single" w:color="B0B7C0" w:sz="4"/>
+              <w:left w:val="single" w:color="B0B7C0" w:sz="4"/>
+              <w:bottom w:val="single" w:color="B0B7C0" w:sz="4"/>
+              <w:right w:val="single" w:color="B0B7C0" w:sz="4"/>
+            </w:tcBorders>
+            <w:tcMar>
+              <w:top w:type="dxa" w:w="80"/>
+              <w:left w:type="dxa" w:w="120"/>
+              <w:bottom w:type="dxa" w:w="80"/>
+              <w:right w:type="dxa" w:w="120"/>
+            </w:tcMar>
+          </w:tcPr>
+          <w:p>
+            <w:pPr>
+              <w:spacing w:after="0" w:before="0"/>
+            </w:pPr>
+            <w:r>
+              <w:t xml:space="preserve">Summarize a long document</w:t>
+            </w:r>
+          </w:p>
+        </w:tc>
+        <w:tc>
+          <w:tcPr>
+            <w:tcW w:type="dxa" w:w="1872"/>
+            <w:tcBorders>
+              <w:top w:val="single" w:color="B0B7C0" w:sz="4"/>
+              <w:left w:val="single" w:color="B0B7C0" w:sz="4"/>
+              <w:bottom w:val="single" w:color="B0B7C0" w:sz="4"/>
+              <w:right w:val="single" w:color="B0B7C0" w:sz="4"/>
+            </w:tcBorders>
+            <w:tcMar>
+              <w:top w:type="dxa" w:w="80"/>
+              <w:left w:type="dxa" w:w="120"/>
+              <w:bottom w:type="dxa" w:w="80"/>
+              <w:right w:type="dxa" w:w="120"/>
+            </w:tcMar>
+          </w:tcPr>
+          <w:p>
+            <w:pPr>
+              <w:spacing w:after="0" w:before="0"/>
+            </w:pPr>
+            <w:r>
+              <w:t xml:space="preserve">Attached doc</w:t>
+            </w:r>
+          </w:p>
+        </w:tc>
+        <w:tc>
+          <w:tcPr>
+            <w:tcW w:type="dxa" w:w="1872"/>
+            <w:tcBorders>
+              <w:top w:val="single" w:color="B0B7C0" w:sz="4"/>
+              <w:left w:val="single" w:color="B0B7C0" w:sz="4"/>
+              <w:bottom w:val="single" w:color="B0B7C0" w:sz="4"/>
+              <w:right w:val="single" w:color="B0B7C0" w:sz="4"/>
+            </w:tcBorders>
+            <w:tcMar>
+              <w:top w:type="dxa" w:w="80"/>
+              <w:left w:type="dxa" w:w="120"/>
+              <w:bottom w:type="dxa" w:w="80"/>
+              <w:right w:type="dxa" w:w="120"/>
+            </w:tcMar>
+          </w:tcPr>
+          <w:p>
+            <w:pPr>
+              <w:spacing w:after="0" w:before="0"/>
+            </w:pPr>
+            <w:r>
+              <w:rPr>
+                <w:rFonts w:ascii="Consolas" w:cs="Consolas" w:eastAsia="Consolas" w:hAnsi="Consolas"/>
+              </w:rPr>
+              <w:t xml:space="preserve">NEED_DOC</w:t>
+            </w:r>
+          </w:p>
+        </w:tc>
+        <w:tc>
+          <w:tcPr>
+            <w:tcW w:type="dxa" w:w="1872"/>
+            <w:tcBorders>
+              <w:top w:val="single" w:color="B0B7C0" w:sz="4"/>
+              <w:left w:val="single" w:color="B0B7C0" w:sz="4"/>
+              <w:bottom w:val="single" w:color="B0B7C0" w:sz="4"/>
+              <w:right w:val="single" w:color="B0B7C0" w:sz="4"/>
+            </w:tcBorders>
+            <w:tcMar>
+              <w:top w:type="dxa" w:w="80"/>
+              <w:left w:type="dxa" w:w="120"/>
+              <w:bottom w:type="dxa" w:w="80"/>
+              <w:right w:type="dxa" w:w="120"/>
+            </w:tcMar>
+          </w:tcPr>
+          <w:p>
+            <w:pPr>
+              <w:spacing w:after="0" w:before="0"/>
+            </w:pPr>
+            <w:r>
+              <w:t xml:space="preserve">Summarize what's there + flag missing sections</w:t>
+            </w:r>
+          </w:p>
+        </w:tc>
+      </w:tr>
+      <w:tr>
+        <w:tc>
+          <w:tcPr>
+            <w:tcW w:type="dxa" w:w="1872"/>
+            <w:tcBorders>
+              <w:top w:val="single" w:color="B0B7C0" w:sz="4"/>
+              <w:left w:val="single" w:color="B0B7C0" w:sz="4"/>
+              <w:bottom w:val="single" w:color="B0B7C0" w:sz="4"/>
+              <w:right w:val="single" w:color="B0B7C0" w:sz="4"/>
+            </w:tcBorders>
+            <w:tcMar>
+              <w:top w:type="dxa" w:w="80"/>
+              <w:left w:type="dxa" w:w="120"/>
+              <w:bottom w:type="dxa" w:w="80"/>
+              <w:right w:type="dxa" w:w="120"/>
+            </w:tcMar>
+          </w:tcPr>
+          <w:p>
+            <w:pPr>
+              <w:spacing w:after="0" w:before="0"/>
+            </w:pPr>
+            <w:r>
+              <w:rPr>
+                <w:rFonts w:ascii="Consolas" w:cs="Consolas" w:eastAsia="Consolas" w:hAnsi="Consolas"/>
+              </w:rPr>
+              <w:t xml:space="preserve">risk_assessment</w:t>
+            </w:r>
+          </w:p>
+        </w:tc>
+        <w:tc>
+          <w:tcPr>
+            <w:tcW w:type="dxa" w:w="1872"/>
+            <w:tcBorders>
+              <w:top w:val="single" w:color="B0B7C0" w:sz="4"/>
+              <w:left w:val="single" w:color="B0B7C0" w:sz="4"/>
+              <w:bottom w:val="single" w:color="B0B7C0" w:sz="4"/>
+              <w:right w:val="single" w:color="B0B7C0" w:sz="4"/>
+            </w:tcBorders>
+            <w:tcMar>
+              <w:top w:type="dxa" w:w="80"/>
+              <w:left w:type="dxa" w:w="120"/>
+              <w:bottom w:type="dxa" w:w="80"/>
+              <w:right w:type="dxa" w:w="120"/>
+            </w:tcMar>
+          </w:tcPr>
+          <w:p>
+            <w:pPr>
+              <w:spacing w:after="0" w:before="0"/>
+            </w:pPr>
+            <w:r>
+              <w:t xml:space="preserve">Flag risks in a document</w:t>
+            </w:r>
+          </w:p>
+        </w:tc>
+        <w:tc>
+          <w:tcPr>
+            <w:tcW w:type="dxa" w:w="1872"/>
+            <w:tcBorders>
+              <w:top w:val="single" w:color="B0B7C0" w:sz="4"/>
+              <w:left w:val="single" w:color="B0B7C0" w:sz="4"/>
+              <w:bottom w:val="single" w:color="B0B7C0" w:sz="4"/>
+              <w:right w:val="single" w:color="B0B7C0" w:sz="4"/>
+            </w:tcBorders>
+            <w:tcMar>
+              <w:top w:type="dxa" w:w="80"/>
+              <w:left w:type="dxa" w:w="120"/>
+              <w:bottom w:type="dxa" w:w="80"/>
+              <w:right w:type="dxa" w:w="120"/>
+            </w:tcMar>
+          </w:tcPr>
+          <w:p>
+            <w:pPr>
+              <w:spacing w:after="0" w:before="0"/>
+            </w:pPr>
+            <w:r>
+              <w:t xml:space="preserve">Attached doc</w:t>
+            </w:r>
+          </w:p>
+        </w:tc>
+        <w:tc>
+          <w:tcPr>
+            <w:tcW w:type="dxa" w:w="1872"/>
+            <w:tcBorders>
+              <w:top w:val="single" w:color="B0B7C0" w:sz="4"/>
+              <w:left w:val="single" w:color="B0B7C0" w:sz="4"/>
+              <w:bottom w:val="single" w:color="B0B7C0" w:sz="4"/>
+              <w:right w:val="single" w:color="B0B7C0" w:sz="4"/>
+            </w:tcBorders>
+            <w:tcMar>
+              <w:top w:type="dxa" w:w="80"/>
+              <w:left w:type="dxa" w:w="120"/>
+              <w:bottom w:type="dxa" w:w="80"/>
+              <w:right w:type="dxa" w:w="120"/>
+            </w:tcMar>
+          </w:tcPr>
+          <w:p>
+            <w:pPr>
+              <w:spacing w:after="0" w:before="0"/>
+            </w:pPr>
+            <w:r>
+              <w:rPr>
+                <w:rFonts w:ascii="Consolas" w:cs="Consolas" w:eastAsia="Consolas" w:hAnsi="Consolas"/>
+              </w:rPr>
+              <w:t xml:space="preserve">NEED_DOC</w:t>
+            </w:r>
+          </w:p>
+        </w:tc>
+        <w:tc>
+          <w:tcPr>
+            <w:tcW w:type="dxa" w:w="1872"/>
+            <w:tcBorders>
+              <w:top w:val="single" w:color="B0B7C0" w:sz="4"/>
+              <w:left w:val="single" w:color="B0B7C0" w:sz="4"/>
+              <w:bottom w:val="single" w:color="B0B7C0" w:sz="4"/>
+              <w:right w:val="single" w:color="B0B7C0" w:sz="4"/>
+            </w:tcBorders>
+            <w:tcMar>
+              <w:top w:type="dxa" w:w="80"/>
+              <w:left w:type="dxa" w:w="120"/>
+              <w:bottom w:type="dxa" w:w="80"/>
+              <w:right w:type="dxa" w:w="120"/>
+            </w:tcMar>
+          </w:tcPr>
+          <w:p>
+            <w:pPr>
+              <w:spacing w:after="0" w:before="0"/>
+            </w:pPr>
+            <w:r>
+              <w:t xml:space="preserve">Empty-state risk memo with upload prompt</w:t>
+            </w:r>
+          </w:p>
+        </w:tc>
+      </w:tr>
+      <w:tr>
+        <w:tc>
+          <w:tcPr>
+            <w:tcW w:type="dxa" w:w="1872"/>
+            <w:tcBorders>
+              <w:top w:val="single" w:color="B0B7C0" w:sz="4"/>
+              <w:left w:val="single" w:color="B0B7C0" w:sz="4"/>
+              <w:bottom w:val="single" w:color="B0B7C0" w:sz="4"/>
+              <w:right w:val="single" w:color="B0B7C0" w:sz="4"/>
+            </w:tcBorders>
+            <w:tcMar>
+              <w:top w:type="dxa" w:w="80"/>
+              <w:left w:type="dxa" w:w="120"/>
+              <w:bottom w:type="dxa" w:w="80"/>
+              <w:right w:type="dxa" w:w="120"/>
+            </w:tcMar>
+          </w:tcPr>
+          <w:p>
+            <w:pPr>
+              <w:spacing w:after="0" w:before="0"/>
+            </w:pPr>
+            <w:r>
+              <w:rPr>
+                <w:rFonts w:ascii="Consolas" w:cs="Consolas" w:eastAsia="Consolas" w:hAnsi="Consolas"/>
+              </w:rPr>
+              <w:t xml:space="preserve">case_brief</w:t>
+            </w:r>
+          </w:p>
+        </w:tc>
+        <w:tc>
+          <w:tcPr>
+            <w:tcW w:type="dxa" w:w="1872"/>
+            <w:tcBorders>
+              <w:top w:val="single" w:color="B0B7C0" w:sz="4"/>
+              <w:left w:val="single" w:color="B0B7C0" w:sz="4"/>
+              <w:bottom w:val="single" w:color="B0B7C0" w:sz="4"/>
+              <w:right w:val="single" w:color="B0B7C0" w:sz="4"/>
+            </w:tcBorders>
+            <w:tcMar>
+              <w:top w:type="dxa" w:w="80"/>
+              <w:left w:type="dxa" w:w="120"/>
+              <w:bottom w:type="dxa" w:w="80"/>
+              <w:right w:type="dxa" w:w="120"/>
+            </w:tcMar>
+          </w:tcPr>
+          <w:p>
+            <w:pPr>
+              <w:spacing w:after="0" w:before="0"/>
+            </w:pPr>
+            <w:r>
+              <w:t xml:space="preserve">Brief a court opinion</w:t>
+            </w:r>
+          </w:p>
+        </w:tc>
+        <w:tc>
+          <w:tcPr>
+            <w:tcW w:type="dxa" w:w="1872"/>
+            <w:tcBorders>
+              <w:top w:val="single" w:color="B0B7C0" w:sz="4"/>
+              <w:left w:val="single" w:color="B0B7C0" w:sz="4"/>
+              <w:bottom w:val="single" w:color="B0B7C0" w:sz="4"/>
+              <w:right w:val="single" w:color="B0B7C0" w:sz="4"/>
+            </w:tcBorders>
+            <w:tcMar>
+              <w:top w:type="dxa" w:w="80"/>
+              <w:left w:type="dxa" w:w="120"/>
+              <w:bottom w:type="dxa" w:w="80"/>
+              <w:right w:type="dxa" w:w="120"/>
+            </w:tcMar>
+          </w:tcPr>
+          <w:p>
+            <w:pPr>
+              <w:spacing w:after="0" w:before="0"/>
+            </w:pPr>
+            <w:r>
+              <w:t xml:space="preserve">Attached case doc</w:t>
+            </w:r>
+          </w:p>
+        </w:tc>
+        <w:tc>
+          <w:tcPr>
+            <w:tcW w:type="dxa" w:w="1872"/>
+            <w:tcBorders>
+              <w:top w:val="single" w:color="B0B7C0" w:sz="4"/>
+              <w:left w:val="single" w:color="B0B7C0" w:sz="4"/>
+              <w:bottom w:val="single" w:color="B0B7C0" w:sz="4"/>
+              <w:right w:val="single" w:color="B0B7C0" w:sz="4"/>
+            </w:tcBorders>
+            <w:tcMar>
+              <w:top w:type="dxa" w:w="80"/>
+              <w:left w:type="dxa" w:w="120"/>
+              <w:bottom w:type="dxa" w:w="80"/>
+              <w:right w:type="dxa" w:w="120"/>
+            </w:tcMar>
+          </w:tcPr>
+          <w:p>
+            <w:pPr>
+              <w:spacing w:after="0" w:before="0"/>
+            </w:pPr>
+            <w:r>
+              <w:rPr>
+                <w:rFonts w:ascii="Consolas" w:cs="Consolas" w:eastAsia="Consolas" w:hAnsi="Consolas"/>
+              </w:rPr>
+              <w:t xml:space="preserve">NEED_DOC</w:t>
+            </w:r>
+          </w:p>
+        </w:tc>
+        <w:tc>
+          <w:tcPr>
+            <w:tcW w:type="dxa" w:w="1872"/>
+            <w:tcBorders>
+              <w:top w:val="single" w:color="B0B7C0" w:sz="4"/>
+              <w:left w:val="single" w:color="B0B7C0" w:sz="4"/>
+              <w:bottom w:val="single" w:color="B0B7C0" w:sz="4"/>
+              <w:right w:val="single" w:color="B0B7C0" w:sz="4"/>
+            </w:tcBorders>
+            <w:tcMar>
+              <w:top w:type="dxa" w:w="80"/>
+              <w:left w:type="dxa" w:w="120"/>
+              <w:bottom w:type="dxa" w:w="80"/>
+              <w:right w:type="dxa" w:w="120"/>
+            </w:tcMar>
+          </w:tcPr>
+          <w:p>
+            <w:pPr>
+              <w:spacing w:after="0" w:before="0"/>
+            </w:pPr>
+            <w:r>
+              <w:t xml:space="preserve">Empty-state case brief</w:t>
+            </w:r>
+          </w:p>
+        </w:tc>
+      </w:tr>
+      <w:tr>
+        <w:tc>
+          <w:tcPr>
+            <w:tcW w:type="dxa" w:w="1872"/>
+            <w:tcBorders>
+              <w:top w:val="single" w:color="B0B7C0" w:sz="4"/>
+              <w:left w:val="single" w:color="B0B7C0" w:sz="4"/>
+              <w:bottom w:val="single" w:color="B0B7C0" w:sz="4"/>
+              <w:right w:val="single" w:color="B0B7C0" w:sz="4"/>
+            </w:tcBorders>
+            <w:tcMar>
+              <w:top w:type="dxa" w:w="80"/>
+              <w:left w:type="dxa" w:w="120"/>
+              <w:bottom w:type="dxa" w:w="80"/>
+              <w:right w:type="dxa" w:w="120"/>
+            </w:tcMar>
+          </w:tcPr>
+          <w:p>
+            <w:pPr>
+              <w:spacing w:after="0" w:before="0"/>
+            </w:pPr>
+            <w:r>
+              <w:rPr>
+                <w:rFonts w:ascii="Consolas" w:cs="Consolas" w:eastAsia="Consolas" w:hAnsi="Consolas"/>
+              </w:rPr>
+              <w:t xml:space="preserve">editorial</w:t>
+            </w:r>
+          </w:p>
+        </w:tc>
+        <w:tc>
+          <w:tcPr>
+            <w:tcW w:type="dxa" w:w="1872"/>
+            <w:tcBorders>
+              <w:top w:val="single" w:color="B0B7C0" w:sz="4"/>
+              <w:left w:val="single" w:color="B0B7C0" w:sz="4"/>
+              <w:bottom w:val="single" w:color="B0B7C0" w:sz="4"/>
+              <w:right w:val="single" w:color="B0B7C0" w:sz="4"/>
+            </w:tcBorders>
+            <w:tcMar>
+              <w:top w:type="dxa" w:w="80"/>
+              <w:left w:type="dxa" w:w="120"/>
+              <w:bottom w:type="dxa" w:w="80"/>
+              <w:right w:type="dxa" w:w="120"/>
+            </w:tcMar>
+          </w:tcPr>
+          <w:p>
+            <w:pPr>
+              <w:spacing w:after="0" w:before="0"/>
+            </w:pPr>
+            <w:r>
+              <w:t xml:space="preserve">Edit / redline a document</w:t>
+            </w:r>
+          </w:p>
+        </w:tc>
+        <w:tc>
+          <w:tcPr>
+            <w:tcW w:type="dxa" w:w="1872"/>
+            <w:tcBorders>
+              <w:top w:val="single" w:color="B0B7C0" w:sz="4"/>
+              <w:left w:val="single" w:color="B0B7C0" w:sz="4"/>
+              <w:bottom w:val="single" w:color="B0B7C0" w:sz="4"/>
+              <w:right w:val="single" w:color="B0B7C0" w:sz="4"/>
+            </w:tcBorders>
+            <w:tcMar>
+              <w:top w:type="dxa" w:w="80"/>
+              <w:left w:type="dxa" w:w="120"/>
+              <w:bottom w:type="dxa" w:w="80"/>
+              <w:right w:type="dxa" w:w="120"/>
+            </w:tcMar>
+          </w:tcPr>
+          <w:p>
+            <w:pPr>
+              <w:spacing w:after="0" w:before="0"/>
+            </w:pPr>
+            <w:r>
+              <w:t xml:space="preserve">Attached doc OR pasted text</w:t>
+            </w:r>
+          </w:p>
+        </w:tc>
+        <w:tc>
+          <w:tcPr>
+            <w:tcW w:type="dxa" w:w="1872"/>
+            <w:tcBorders>
+              <w:top w:val="single" w:color="B0B7C0" w:sz="4"/>
+              <w:left w:val="single" w:color="B0B7C0" w:sz="4"/>
+              <w:bottom w:val="single" w:color="B0B7C0" w:sz="4"/>
+              <w:right w:val="single" w:color="B0B7C0" w:sz="4"/>
+            </w:tcBorders>
+            <w:tcMar>
+              <w:top w:type="dxa" w:w="80"/>
+              <w:left w:type="dxa" w:w="120"/>
+              <w:bottom w:type="dxa" w:w="80"/>
+              <w:right w:type="dxa" w:w="120"/>
+            </w:tcMar>
+          </w:tcPr>
+          <w:p>
+            <w:pPr>
+              <w:spacing w:after="0" w:before="0"/>
+            </w:pPr>
+            <w:r>
+              <w:t xml:space="preserve">Ask for text</w:t>
+            </w:r>
+          </w:p>
+        </w:tc>
+        <w:tc>
+          <w:tcPr>
+            <w:tcW w:type="dxa" w:w="1872"/>
+            <w:tcBorders>
+              <w:top w:val="single" w:color="B0B7C0" w:sz="4"/>
+              <w:left w:val="single" w:color="B0B7C0" w:sz="4"/>
+              <w:bottom w:val="single" w:color="B0B7C0" w:sz="4"/>
+              <w:right w:val="single" w:color="B0B7C0" w:sz="4"/>
+            </w:tcBorders>
+            <w:tcMar>
+              <w:top w:type="dxa" w:w="80"/>
+              <w:left w:type="dxa" w:w="120"/>
+              <w:bottom w:type="dxa" w:w="80"/>
+              <w:right w:type="dxa" w:w="120"/>
+            </w:tcMar>
+          </w:tcPr>
+          <w:p>
+            <w:pPr>
+              <w:spacing w:after="0" w:before="0"/>
+            </w:pPr>
+            <w:r>
+              <w:t xml:space="preserve">Edit what's there only</w:t>
+            </w:r>
+          </w:p>
+        </w:tc>
+      </w:tr>
+    </w:tbl>
+    <w:p>
+      <w:pPr>
+        <w:spacing w:after="60" w:before="60"/>
+      </w:pPr>
+      <w:r>
+        <w:t xml:space="preserve"/>
+      </w:r>
+    </w:p>
+    <w:p>
+      <w:pPr>
+        <w:spacing w:after="100" w:before="100" w:line="320"/>
+      </w:pPr>
+      <w:r>
+        <w:rPr>
+          <w:b/>
+          <w:bCs/>
+        </w:rPr>
+        <w:t xml:space="preserve">Grounding OPTIONAL / NOT REQUIRED</w:t>
+      </w:r>
+      <w:r>
+        <w:t xml:space="preserve"> (gate OFF; answer from GKB + training; doc is supplemental at most):</w:t>
+      </w:r>
+    </w:p>
+    <w:tbl>
+      <w:tblPr>
+        <w:tblW w:type="dxa" w:w="9360"/>
+        <w:tblBorders>
+          <w:top w:val="single" w:color="auto" w:sz="4"/>
+          <w:left w:val="single" w:color="auto" w:sz="4"/>
+          <w:bottom w:val="single" w:color="auto" w:sz="4"/>
+          <w:right w:val="single" w:color="auto" w:sz="4"/>
+          <w:insideH w:val="single" w:color="auto" w:sz="4"/>
+          <w:insideV w:val="single" w:color="auto" w:sz="4"/>
+        </w:tblBorders>
+      </w:tblPr>
+      <w:tblGrid>
+        <w:gridCol w:w="2340"/>
+        <w:gridCol w:w="2340"/>
+        <w:gridCol w:w="2340"/>
+        <w:gridCol w:w="2340"/>
+      </w:tblGrid>
+      <w:tr>
+        <w:tc>
+          <w:tcPr>
+            <w:tcW w:type="dxa" w:w="2340"/>
+            <w:tcBorders>
+              <w:top w:val="single" w:color="B0B7C0" w:sz="4"/>
+              <w:left w:val="single" w:color="B0B7C0" w:sz="4"/>
+              <w:bottom w:val="single" w:color="B0B7C0" w:sz="4"/>
+              <w:right w:val="single" w:color="B0B7C0" w:sz="4"/>
+            </w:tcBorders>
+            <w:shd w:fill="1F3864" w:color="auto" w:val="clear"/>
+            <w:tcMar>
+              <w:top w:type="dxa" w:w="80"/>
+              <w:left w:type="dxa" w:w="120"/>
+              <w:bottom w:type="dxa" w:w="80"/>
+              <w:right w:type="dxa" w:w="120"/>
+            </w:tcMar>
+          </w:tcPr>
+          <w:p>
+            <w:pPr>
+              <w:spacing w:after="0" w:before="0"/>
+            </w:pPr>
+            <w:r>
+              <w:rPr>
+                <w:rFonts w:ascii="Arial" w:cs="Arial" w:eastAsia="Arial" w:hAnsi="Arial"/>
+                <w:b/>
+                <w:bCs/>
+                <w:color w:val="FFFFFF"/>
+                <w:sz w:val="20"/>
+                <w:szCs w:val="20"/>
+              </w:rPr>
+              <w:t xml:space="preserve">Intent</w:t>
+            </w:r>
+          </w:p>
+        </w:tc>
+        <w:tc>
+          <w:tcPr>
+            <w:tcW w:type="dxa" w:w="2340"/>
+            <w:tcBorders>
+              <w:top w:val="single" w:color="B0B7C0" w:sz="4"/>
+              <w:left w:val="single" w:color="B0B7C0" w:sz="4"/>
+              <w:bottom w:val="single" w:color="B0B7C0" w:sz="4"/>
+              <w:right w:val="single" w:color="B0B7C0" w:sz="4"/>
+            </w:tcBorders>
+            <w:shd w:fill="1F3864" w:color="auto" w:val="clear"/>
+            <w:tcMar>
+              <w:top w:type="dxa" w:w="80"/>
+              <w:left w:type="dxa" w:w="120"/>
+              <w:bottom w:type="dxa" w:w="80"/>
+              <w:right w:type="dxa" w:w="120"/>
+            </w:tcMar>
+          </w:tcPr>
+          <w:p>
+            <w:pPr>
+              <w:spacing w:after="0" w:before="0"/>
+            </w:pPr>
+            <w:r>
+              <w:rPr>
+                <w:rFonts w:ascii="Arial" w:cs="Arial" w:eastAsia="Arial" w:hAnsi="Arial"/>
+                <w:b/>
+                <w:bCs/>
+                <w:color w:val="FFFFFF"/>
+                <w:sz w:val="20"/>
+                <w:szCs w:val="20"/>
+              </w:rPr>
+              <w:t xml:space="preserve">Active when</w:t>
+            </w:r>
+          </w:p>
+        </w:tc>
+        <w:tc>
+          <w:tcPr>
+            <w:tcW w:type="dxa" w:w="2340"/>
+            <w:tcBorders>
+              <w:top w:val="single" w:color="B0B7C0" w:sz="4"/>
+              <w:left w:val="single" w:color="B0B7C0" w:sz="4"/>
+              <w:bottom w:val="single" w:color="B0B7C0" w:sz="4"/>
+              <w:right w:val="single" w:color="B0B7C0" w:sz="4"/>
+            </w:tcBorders>
+            <w:shd w:fill="1F3864" w:color="auto" w:val="clear"/>
+            <w:tcMar>
+              <w:top w:type="dxa" w:w="80"/>
+              <w:left w:type="dxa" w:w="120"/>
+              <w:bottom w:type="dxa" w:w="80"/>
+              <w:right w:type="dxa" w:w="120"/>
+            </w:tcMar>
+          </w:tcPr>
+          <w:p>
+            <w:pPr>
+              <w:spacing w:after="0" w:before="0"/>
+            </w:pPr>
+            <w:r>
+              <w:rPr>
+                <w:rFonts w:ascii="Arial" w:cs="Arial" w:eastAsia="Arial" w:hAnsi="Arial"/>
+                <w:b/>
+                <w:bCs/>
+                <w:color w:val="FFFFFF"/>
+                <w:sz w:val="20"/>
+                <w:szCs w:val="20"/>
+              </w:rPr>
+              <w:t xml:space="preserve">Required source</w:t>
+            </w:r>
+          </w:p>
+        </w:tc>
+        <w:tc>
+          <w:tcPr>
+            <w:tcW w:type="dxa" w:w="2340"/>
+            <w:tcBorders>
+              <w:top w:val="single" w:color="B0B7C0" w:sz="4"/>
+              <w:left w:val="single" w:color="B0B7C0" w:sz="4"/>
+              <w:bottom w:val="single" w:color="B0B7C0" w:sz="4"/>
+              <w:right w:val="single" w:color="B0B7C0" w:sz="4"/>
+            </w:tcBorders>
+            <w:shd w:fill="1F3864" w:color="auto" w:val="clear"/>
+            <w:tcMar>
+              <w:top w:type="dxa" w:w="80"/>
+              <w:left w:type="dxa" w:w="120"/>
+              <w:bottom w:type="dxa" w:w="80"/>
+              <w:right w:type="dxa" w:w="120"/>
+            </w:tcMar>
+          </w:tcPr>
+          <w:p>
+            <w:pPr>
+              <w:spacing w:after="0" w:before="0"/>
+            </w:pPr>
+            <w:r>
+              <w:rPr>
+                <w:rFonts w:ascii="Arial" w:cs="Arial" w:eastAsia="Arial" w:hAnsi="Arial"/>
+                <w:b/>
+                <w:bCs/>
+                <w:color w:val="FFFFFF"/>
+                <w:sz w:val="20"/>
+                <w:szCs w:val="20"/>
+              </w:rPr>
+              <w:t xml:space="preserve">Behavior</w:t>
+            </w:r>
+          </w:p>
+        </w:tc>
+      </w:tr>
+      <w:tr>
+        <w:tc>
+          <w:tcPr>
+            <w:tcW w:type="dxa" w:w="2340"/>
+            <w:tcBorders>
+              <w:top w:val="single" w:color="B0B7C0" w:sz="4"/>
+              <w:left w:val="single" w:color="B0B7C0" w:sz="4"/>
+              <w:bottom w:val="single" w:color="B0B7C0" w:sz="4"/>
+              <w:right w:val="single" w:color="B0B7C0" w:sz="4"/>
+            </w:tcBorders>
+            <w:tcMar>
+              <w:top w:type="dxa" w:w="80"/>
+              <w:left w:type="dxa" w:w="120"/>
+              <w:bottom w:type="dxa" w:w="80"/>
+              <w:right w:type="dxa" w:w="120"/>
+            </w:tcMar>
+          </w:tcPr>
+          <w:p>
+            <w:pPr>
+              <w:spacing w:after="0" w:before="0"/>
+            </w:pPr>
+            <w:r>
+              <w:rPr>
+                <w:rFonts w:ascii="Consolas" w:cs="Consolas" w:eastAsia="Consolas" w:hAnsi="Consolas"/>
+              </w:rPr>
+              <w:t xml:space="preserve">general_chat</w:t>
+            </w:r>
+          </w:p>
+        </w:tc>
+        <w:tc>
+          <w:tcPr>
+            <w:tcW w:type="dxa" w:w="2340"/>
+            <w:tcBorders>
+              <w:top w:val="single" w:color="B0B7C0" w:sz="4"/>
+              <w:left w:val="single" w:color="B0B7C0" w:sz="4"/>
+              <w:bottom w:val="single" w:color="B0B7C0" w:sz="4"/>
+              <w:right w:val="single" w:color="B0B7C0" w:sz="4"/>
+            </w:tcBorders>
+            <w:tcMar>
+              <w:top w:type="dxa" w:w="80"/>
+              <w:left w:type="dxa" w:w="120"/>
+              <w:bottom w:type="dxa" w:w="80"/>
+              <w:right w:type="dxa" w:w="120"/>
+            </w:tcMar>
+          </w:tcPr>
+          <w:p>
+            <w:pPr>
+              <w:spacing w:after="0" w:before="0"/>
+            </w:pPr>
+            <w:r>
+              <w:t xml:space="preserve">Default</w:t>
+            </w:r>
+          </w:p>
+        </w:tc>
+        <w:tc>
+          <w:tcPr>
+            <w:tcW w:type="dxa" w:w="2340"/>
+            <w:tcBorders>
+              <w:top w:val="single" w:color="B0B7C0" w:sz="4"/>
+              <w:left w:val="single" w:color="B0B7C0" w:sz="4"/>
+              <w:bottom w:val="single" w:color="B0B7C0" w:sz="4"/>
+              <w:right w:val="single" w:color="B0B7C0" w:sz="4"/>
+            </w:tcBorders>
+            <w:tcMar>
+              <w:top w:type="dxa" w:w="80"/>
+              <w:left w:type="dxa" w:w="120"/>
+              <w:bottom w:type="dxa" w:w="80"/>
+              <w:right w:type="dxa" w:w="120"/>
+            </w:tcMar>
+          </w:tcPr>
+          <w:p>
+            <w:pPr>
+              <w:spacing w:after="0" w:before="0"/>
+            </w:pPr>
+            <w:r>
+              <w:t xml:space="preserve">GKB + training</w:t>
+            </w:r>
+          </w:p>
+        </w:tc>
+        <w:tc>
+          <w:tcPr>
+            <w:tcW w:type="dxa" w:w="2340"/>
+            <w:tcBorders>
+              <w:top w:val="single" w:color="B0B7C0" w:sz="4"/>
+              <w:left w:val="single" w:color="B0B7C0" w:sz="4"/>
+              <w:bottom w:val="single" w:color="B0B7C0" w:sz="4"/>
+              <w:right w:val="single" w:color="B0B7C0" w:sz="4"/>
+            </w:tcBorders>
+            <w:tcMar>
+              <w:top w:type="dxa" w:w="80"/>
+              <w:left w:type="dxa" w:w="120"/>
+              <w:bottom w:type="dxa" w:w="80"/>
+              <w:right w:type="dxa" w:w="120"/>
+            </w:tcMar>
+          </w:tcPr>
+          <w:p>
+            <w:pPr>
+              <w:spacing w:after="0" w:before="0"/>
+            </w:pPr>
+            <w:r>
+              <w:t xml:space="preserve">Answer normally. Greetings / capability / generic legal Q. Gate OFF.</w:t>
+            </w:r>
+          </w:p>
+        </w:tc>
+      </w:tr>
+      <w:tr>
+        <w:tc>
+          <w:tcPr>
+            <w:tcW w:type="dxa" w:w="2340"/>
+            <w:tcBorders>
+              <w:top w:val="single" w:color="B0B7C0" w:sz="4"/>
+              <w:left w:val="single" w:color="B0B7C0" w:sz="4"/>
+              <w:bottom w:val="single" w:color="B0B7C0" w:sz="4"/>
+              <w:right w:val="single" w:color="B0B7C0" w:sz="4"/>
+            </w:tcBorders>
+            <w:tcMar>
+              <w:top w:type="dxa" w:w="80"/>
+              <w:left w:type="dxa" w:w="120"/>
+              <w:bottom w:type="dxa" w:w="80"/>
+              <w:right w:type="dxa" w:w="120"/>
+            </w:tcMar>
+          </w:tcPr>
+          <w:p>
+            <w:pPr>
+              <w:spacing w:after="0" w:before="0"/>
+            </w:pPr>
+            <w:r>
+              <w:rPr>
+                <w:rFonts w:ascii="Consolas" w:cs="Consolas" w:eastAsia="Consolas" w:hAnsi="Consolas"/>
+              </w:rPr>
+              <w:t xml:space="preserve">case_law_research</w:t>
+            </w:r>
+          </w:p>
+        </w:tc>
+        <w:tc>
+          <w:tcPr>
+            <w:tcW w:type="dxa" w:w="2340"/>
+            <w:tcBorders>
+              <w:top w:val="single" w:color="B0B7C0" w:sz="4"/>
+              <w:left w:val="single" w:color="B0B7C0" w:sz="4"/>
+              <w:bottom w:val="single" w:color="B0B7C0" w:sz="4"/>
+              <w:right w:val="single" w:color="B0B7C0" w:sz="4"/>
+            </w:tcBorders>
+            <w:tcMar>
+              <w:top w:type="dxa" w:w="80"/>
+              <w:left w:type="dxa" w:w="120"/>
+              <w:bottom w:type="dxa" w:w="80"/>
+              <w:right w:type="dxa" w:w="120"/>
+            </w:tcMar>
+          </w:tcPr>
+          <w:p>
+            <w:pPr>
+              <w:spacing w:after="0" w:before="0"/>
+            </w:pPr>
+            <w:r>
+              <w:t xml:space="preserve">Research case law / find precedents</w:t>
+            </w:r>
+          </w:p>
+        </w:tc>
+        <w:tc>
+          <w:tcPr>
+            <w:tcW w:type="dxa" w:w="2340"/>
+            <w:tcBorders>
+              <w:top w:val="single" w:color="B0B7C0" w:sz="4"/>
+              <w:left w:val="single" w:color="B0B7C0" w:sz="4"/>
+              <w:bottom w:val="single" w:color="B0B7C0" w:sz="4"/>
+              <w:right w:val="single" w:color="B0B7C0" w:sz="4"/>
+            </w:tcBorders>
+            <w:tcMar>
+              <w:top w:type="dxa" w:w="80"/>
+              <w:left w:type="dxa" w:w="120"/>
+              <w:bottom w:type="dxa" w:w="80"/>
+              <w:right w:type="dxa" w:w="120"/>
+            </w:tcMar>
+          </w:tcPr>
+          <w:p>
+            <w:pPr>
+              <w:spacing w:after="0" w:before="0"/>
+            </w:pPr>
+            <w:r>
+              <w:t xml:space="preserve">GKB + training</w:t>
+            </w:r>
+          </w:p>
+        </w:tc>
+        <w:tc>
+          <w:tcPr>
+            <w:tcW w:type="dxa" w:w="2340"/>
+            <w:tcBorders>
+              <w:top w:val="single" w:color="B0B7C0" w:sz="4"/>
+              <w:left w:val="single" w:color="B0B7C0" w:sz="4"/>
+              <w:bottom w:val="single" w:color="B0B7C0" w:sz="4"/>
+              <w:right w:val="single" w:color="B0B7C0" w:sz="4"/>
+            </w:tcBorders>
+            <w:tcMar>
+              <w:top w:type="dxa" w:w="80"/>
+              <w:left w:type="dxa" w:w="120"/>
+              <w:bottom w:type="dxa" w:w="80"/>
+              <w:right w:type="dxa" w:w="120"/>
+            </w:tcMar>
+          </w:tcPr>
+          <w:p>
+            <w:pPr>
+              <w:spacing w:after="0" w:before="0"/>
+            </w:pPr>
+            <w:r>
+              <w:t xml:space="preserve">Type B. Cite cases with </w:t>
+            </w:r>
+            <w:r>
+              <w:rPr>
+                <w:rFonts w:ascii="Consolas" w:cs="Consolas" w:eastAsia="Consolas" w:hAnsi="Consolas"/>
+              </w:rPr>
+              <w:t xml:space="preserve">[verify]</w:t>
+            </w:r>
+            <w:r>
+              <w:t xml:space="preserve"> tags. Gate OFF — refusing case-law research because no document is attached is the bug the dev team is currently shipping.</w:t>
+            </w:r>
+          </w:p>
+        </w:tc>
+      </w:tr>
+      <w:tr>
+        <w:tc>
+          <w:tcPr>
+            <w:tcW w:type="dxa" w:w="2340"/>
+            <w:tcBorders>
+              <w:top w:val="single" w:color="B0B7C0" w:sz="4"/>
+              <w:left w:val="single" w:color="B0B7C0" w:sz="4"/>
+              <w:bottom w:val="single" w:color="B0B7C0" w:sz="4"/>
+              <w:right w:val="single" w:color="B0B7C0" w:sz="4"/>
+            </w:tcBorders>
+            <w:tcMar>
+              <w:top w:type="dxa" w:w="80"/>
+              <w:left w:type="dxa" w:w="120"/>
+              <w:bottom w:type="dxa" w:w="80"/>
+              <w:right w:type="dxa" w:w="120"/>
+            </w:tcMar>
+          </w:tcPr>
+          <w:p>
+            <w:pPr>
+              <w:spacing w:after="0" w:before="0"/>
+            </w:pPr>
+            <w:r>
+              <w:rPr>
+                <w:rFonts w:ascii="Consolas" w:cs="Consolas" w:eastAsia="Consolas" w:hAnsi="Consolas"/>
+              </w:rPr>
+              <w:t xml:space="preserve">legal_research</w:t>
+            </w:r>
+          </w:p>
+        </w:tc>
+        <w:tc>
+          <w:tcPr>
+            <w:tcW w:type="dxa" w:w="2340"/>
+            <w:tcBorders>
+              <w:top w:val="single" w:color="B0B7C0" w:sz="4"/>
+              <w:left w:val="single" w:color="B0B7C0" w:sz="4"/>
+              <w:bottom w:val="single" w:color="B0B7C0" w:sz="4"/>
+              <w:right w:val="single" w:color="B0B7C0" w:sz="4"/>
+            </w:tcBorders>
+            <w:tcMar>
+              <w:top w:type="dxa" w:w="80"/>
+              <w:left w:type="dxa" w:w="120"/>
+              <w:bottom w:type="dxa" w:w="80"/>
+              <w:right w:type="dxa" w:w="120"/>
+            </w:tcMar>
+          </w:tcPr>
+          <w:p>
+            <w:pPr>
+              <w:spacing w:after="0" w:before="0"/>
+            </w:pPr>
+            <w:r>
+              <w:t xml:space="preserve">Research statutes / doctrines</w:t>
+            </w:r>
+          </w:p>
+        </w:tc>
+        <w:tc>
+          <w:tcPr>
+            <w:tcW w:type="dxa" w:w="2340"/>
+            <w:tcBorders>
+              <w:top w:val="single" w:color="B0B7C0" w:sz="4"/>
+              <w:left w:val="single" w:color="B0B7C0" w:sz="4"/>
+              <w:bottom w:val="single" w:color="B0B7C0" w:sz="4"/>
+              <w:right w:val="single" w:color="B0B7C0" w:sz="4"/>
+            </w:tcBorders>
+            <w:tcMar>
+              <w:top w:type="dxa" w:w="80"/>
+              <w:left w:type="dxa" w:w="120"/>
+              <w:bottom w:type="dxa" w:w="80"/>
+              <w:right w:type="dxa" w:w="120"/>
+            </w:tcMar>
+          </w:tcPr>
+          <w:p>
+            <w:pPr>
+              <w:spacing w:after="0" w:before="0"/>
+            </w:pPr>
+            <w:r>
+              <w:t xml:space="preserve">GKB + training</w:t>
+            </w:r>
+          </w:p>
+        </w:tc>
+        <w:tc>
+          <w:tcPr>
+            <w:tcW w:type="dxa" w:w="2340"/>
+            <w:tcBorders>
+              <w:top w:val="single" w:color="B0B7C0" w:sz="4"/>
+              <w:left w:val="single" w:color="B0B7C0" w:sz="4"/>
+              <w:bottom w:val="single" w:color="B0B7C0" w:sz="4"/>
+              <w:right w:val="single" w:color="B0B7C0" w:sz="4"/>
+            </w:tcBorders>
+            <w:tcMar>
+              <w:top w:type="dxa" w:w="80"/>
+              <w:left w:type="dxa" w:w="120"/>
+              <w:bottom w:type="dxa" w:w="80"/>
+              <w:right w:type="dxa" w:w="120"/>
+            </w:tcMar>
+          </w:tcPr>
+          <w:p>
+            <w:pPr>
+              <w:spacing w:after="0" w:before="0"/>
+            </w:pPr>
+            <w:r>
+              <w:t xml:space="preserve">Type B. Same as above. Gate OFF.</w:t>
+            </w:r>
+          </w:p>
+        </w:tc>
+      </w:tr>
+      <w:tr>
+        <w:tc>
+          <w:tcPr>
+            <w:tcW w:type="dxa" w:w="2340"/>
+            <w:tcBorders>
+              <w:top w:val="single" w:color="B0B7C0" w:sz="4"/>
+              <w:left w:val="single" w:color="B0B7C0" w:sz="4"/>
+              <w:bottom w:val="single" w:color="B0B7C0" w:sz="4"/>
+              <w:right w:val="single" w:color="B0B7C0" w:sz="4"/>
+            </w:tcBorders>
+            <w:tcMar>
+              <w:top w:type="dxa" w:w="80"/>
+              <w:left w:type="dxa" w:w="120"/>
+              <w:bottom w:type="dxa" w:w="80"/>
+              <w:right w:type="dxa" w:w="120"/>
+            </w:tcMar>
+          </w:tcPr>
+          <w:p>
+            <w:pPr>
+              <w:spacing w:after="0" w:before="0"/>
+            </w:pPr>
+            <w:r>
+              <w:rPr>
+                <w:rFonts w:ascii="Consolas" w:cs="Consolas" w:eastAsia="Consolas" w:hAnsi="Consolas"/>
+              </w:rPr>
+              <w:t xml:space="preserve">draft_clause</w:t>
+            </w:r>
+          </w:p>
+        </w:tc>
+        <w:tc>
+          <w:tcPr>
+            <w:tcW w:type="dxa" w:w="2340"/>
+            <w:tcBorders>
+              <w:top w:val="single" w:color="B0B7C0" w:sz="4"/>
+              <w:left w:val="single" w:color="B0B7C0" w:sz="4"/>
+              <w:bottom w:val="single" w:color="B0B7C0" w:sz="4"/>
+              <w:right w:val="single" w:color="B0B7C0" w:sz="4"/>
+            </w:tcBorders>
+            <w:tcMar>
+              <w:top w:type="dxa" w:w="80"/>
+              <w:left w:type="dxa" w:w="120"/>
+              <w:bottom w:type="dxa" w:w="80"/>
+              <w:right w:type="dxa" w:w="120"/>
+            </w:tcMar>
+          </w:tcPr>
+          <w:p>
+            <w:pPr>
+              <w:spacing w:after="0" w:before="0"/>
+            </w:pPr>
+            <w:r>
+              <w:t xml:space="preserve">Generate a contract clause</w:t>
+            </w:r>
+          </w:p>
+        </w:tc>
+        <w:tc>
+          <w:tcPr>
+            <w:tcW w:type="dxa" w:w="2340"/>
+            <w:tcBorders>
+              <w:top w:val="single" w:color="B0B7C0" w:sz="4"/>
+              <w:left w:val="single" w:color="B0B7C0" w:sz="4"/>
+              <w:bottom w:val="single" w:color="B0B7C0" w:sz="4"/>
+              <w:right w:val="single" w:color="B0B7C0" w:sz="4"/>
+            </w:tcBorders>
+            <w:tcMar>
+              <w:top w:type="dxa" w:w="80"/>
+              <w:left w:type="dxa" w:w="120"/>
+              <w:bottom w:type="dxa" w:w="80"/>
+              <w:right w:type="dxa" w:w="120"/>
+            </w:tcMar>
+          </w:tcPr>
+          <w:p>
+            <w:pPr>
+              <w:spacing w:after="0" w:before="0"/>
+            </w:pPr>
+            <w:r>
+              <w:t xml:space="preserve">Training + KP optional</w:t>
+            </w:r>
+          </w:p>
+        </w:tc>
+        <w:tc>
+          <w:tcPr>
+            <w:tcW w:type="dxa" w:w="2340"/>
+            <w:tcBorders>
+              <w:top w:val="single" w:color="B0B7C0" w:sz="4"/>
+              <w:left w:val="single" w:color="B0B7C0" w:sz="4"/>
+              <w:bottom w:val="single" w:color="B0B7C0" w:sz="4"/>
+              <w:right w:val="single" w:color="B0B7C0" w:sz="4"/>
+            </w:tcBorders>
+            <w:tcMar>
+              <w:top w:type="dxa" w:w="80"/>
+              <w:left w:type="dxa" w:w="120"/>
+              <w:bottom w:type="dxa" w:w="80"/>
+              <w:right w:type="dxa" w:w="120"/>
+            </w:tcMar>
+          </w:tcPr>
+          <w:p>
+            <w:pPr>
+              <w:spacing w:after="0" w:before="0"/>
+            </w:pPr>
+            <w:r>
+              <w:t xml:space="preserve">Draft from instruction. Can pull templates from KP if active. Gate OFF for the drafting itself.</w:t>
+            </w:r>
+          </w:p>
+        </w:tc>
+      </w:tr>
+      <w:tr>
+        <w:tc>
+          <w:tcPr>
+            <w:tcW w:type="dxa" w:w="2340"/>
+            <w:tcBorders>
+              <w:top w:val="single" w:color="B0B7C0" w:sz="4"/>
+              <w:left w:val="single" w:color="B0B7C0" w:sz="4"/>
+              <w:bottom w:val="single" w:color="B0B7C0" w:sz="4"/>
+              <w:right w:val="single" w:color="B0B7C0" w:sz="4"/>
+            </w:tcBorders>
+            <w:tcMar>
+              <w:top w:type="dxa" w:w="80"/>
+              <w:left w:type="dxa" w:w="120"/>
+              <w:bottom w:type="dxa" w:w="80"/>
+              <w:right w:type="dxa" w:w="120"/>
+            </w:tcMar>
+          </w:tcPr>
+          <w:p>
+            <w:pPr>
+              <w:spacing w:after="0" w:before="0"/>
+            </w:pPr>
+            <w:r>
+              <w:rPr>
+                <w:rFonts w:ascii="Consolas" w:cs="Consolas" w:eastAsia="Consolas" w:hAnsi="Consolas"/>
+              </w:rPr>
+              <w:t xml:space="preserve">draft_email</w:t>
+            </w:r>
+          </w:p>
+        </w:tc>
+        <w:tc>
+          <w:tcPr>
+            <w:tcW w:type="dxa" w:w="2340"/>
+            <w:tcBorders>
+              <w:top w:val="single" w:color="B0B7C0" w:sz="4"/>
+              <w:left w:val="single" w:color="B0B7C0" w:sz="4"/>
+              <w:bottom w:val="single" w:color="B0B7C0" w:sz="4"/>
+              <w:right w:val="single" w:color="B0B7C0" w:sz="4"/>
+            </w:tcBorders>
+            <w:tcMar>
+              <w:top w:type="dxa" w:w="80"/>
+              <w:left w:type="dxa" w:w="120"/>
+              <w:bottom w:type="dxa" w:w="80"/>
+              <w:right w:type="dxa" w:w="120"/>
+            </w:tcMar>
+          </w:tcPr>
+          <w:p>
+            <w:pPr>
+              <w:spacing w:after="0" w:before="0"/>
+            </w:pPr>
+            <w:r>
+              <w:t xml:space="preserve">Generate a legal email</w:t>
+            </w:r>
+          </w:p>
+        </w:tc>
+        <w:tc>
+          <w:tcPr>
+            <w:tcW w:type="dxa" w:w="2340"/>
+            <w:tcBorders>
+              <w:top w:val="single" w:color="B0B7C0" w:sz="4"/>
+              <w:left w:val="single" w:color="B0B7C0" w:sz="4"/>
+              <w:bottom w:val="single" w:color="B0B7C0" w:sz="4"/>
+              <w:right w:val="single" w:color="B0B7C0" w:sz="4"/>
+            </w:tcBorders>
+            <w:tcMar>
+              <w:top w:type="dxa" w:w="80"/>
+              <w:left w:type="dxa" w:w="120"/>
+              <w:bottom w:type="dxa" w:w="80"/>
+              <w:right w:type="dxa" w:w="120"/>
+            </w:tcMar>
+          </w:tcPr>
+          <w:p>
+            <w:pPr>
+              <w:spacing w:after="0" w:before="0"/>
+            </w:pPr>
+            <w:r>
+              <w:t xml:space="preserve">Training</w:t>
+            </w:r>
+          </w:p>
+        </w:tc>
+        <w:tc>
+          <w:tcPr>
+            <w:tcW w:type="dxa" w:w="2340"/>
+            <w:tcBorders>
+              <w:top w:val="single" w:color="B0B7C0" w:sz="4"/>
+              <w:left w:val="single" w:color="B0B7C0" w:sz="4"/>
+              <w:bottom w:val="single" w:color="B0B7C0" w:sz="4"/>
+              <w:right w:val="single" w:color="B0B7C0" w:sz="4"/>
+            </w:tcBorders>
+            <w:tcMar>
+              <w:top w:type="dxa" w:w="80"/>
+              <w:left w:type="dxa" w:w="120"/>
+              <w:bottom w:type="dxa" w:w="80"/>
+              <w:right w:type="dxa" w:w="120"/>
+            </w:tcMar>
+          </w:tcPr>
+          <w:p>
+            <w:pPr>
+              <w:spacing w:after="0" w:before="0"/>
+            </w:pPr>
+            <w:r>
+              <w:t xml:space="preserve">Draft from instruction. Gate OFF.</w:t>
+            </w:r>
+          </w:p>
+        </w:tc>
+      </w:tr>
+    </w:tbl>
+    <w:p>
+      <w:pPr>
+        <w:spacing w:after="60" w:before="60"/>
+      </w:pPr>
+      <w:r>
+        <w:t xml:space="preserve"/>
+      </w:r>
+    </w:p>
+    <w:p>
+      <w:pPr>
+        <w:spacing w:after="100" w:before="100" w:line="320"/>
+      </w:pPr>
+      <w:r>
+        <w:rPr>
+          <w:b/>
+          <w:bCs/>
+        </w:rPr>
+        <w:t xml:space="preserve">Special — vault retrieval, not RAG against docs:</w:t>
+      </w:r>
+    </w:p>
+    <w:tbl>
+      <w:tblPr>
+        <w:tblW w:type="dxa" w:w="9360"/>
+        <w:tblBorders>
+          <w:top w:val="single" w:color="auto" w:sz="4"/>
+          <w:left w:val="single" w:color="auto" w:sz="4"/>
+          <w:bottom w:val="single" w:color="auto" w:sz="4"/>
+          <w:right w:val="single" w:color="auto" w:sz="4"/>
+          <w:insideH w:val="single" w:color="auto" w:sz="4"/>
+          <w:insideV w:val="single" w:color="auto" w:sz="4"/>
+        </w:tblBorders>
+      </w:tblPr>
+      <w:tblGrid>
+        <w:gridCol w:w="3120"/>
+        <w:gridCol w:w="3120"/>
+        <w:gridCol w:w="3120"/>
+      </w:tblGrid>
+      <w:tr>
+        <w:tc>
+          <w:tcPr>
+            <w:tcW w:type="dxa" w:w="3120"/>
+            <w:tcBorders>
+              <w:top w:val="single" w:color="B0B7C0" w:sz="4"/>
+              <w:left w:val="single" w:color="B0B7C0" w:sz="4"/>
+              <w:bottom w:val="single" w:color="B0B7C0" w:sz="4"/>
+              <w:right w:val="single" w:color="B0B7C0" w:sz="4"/>
+            </w:tcBorders>
+            <w:shd w:fill="1F3864" w:color="auto" w:val="clear"/>
+            <w:tcMar>
+              <w:top w:type="dxa" w:w="80"/>
+              <w:left w:type="dxa" w:w="120"/>
+              <w:bottom w:type="dxa" w:w="80"/>
+              <w:right w:type="dxa" w:w="120"/>
+            </w:tcMar>
+          </w:tcPr>
+          <w:p>
+            <w:pPr>
+              <w:spacing w:after="0" w:before="0"/>
+            </w:pPr>
+            <w:r>
+              <w:rPr>
+                <w:rFonts w:ascii="Arial" w:cs="Arial" w:eastAsia="Arial" w:hAnsi="Arial"/>
+                <w:b/>
+                <w:bCs/>
+                <w:color w:val="FFFFFF"/>
+                <w:sz w:val="20"/>
+                <w:szCs w:val="20"/>
+              </w:rPr>
+              <w:t xml:space="preserve">Intent</w:t>
+            </w:r>
+          </w:p>
+        </w:tc>
+        <w:tc>
+          <w:tcPr>
+            <w:tcW w:type="dxa" w:w="3120"/>
+            <w:tcBorders>
+              <w:top w:val="single" w:color="B0B7C0" w:sz="4"/>
+              <w:left w:val="single" w:color="B0B7C0" w:sz="4"/>
+              <w:bottom w:val="single" w:color="B0B7C0" w:sz="4"/>
+              <w:right w:val="single" w:color="B0B7C0" w:sz="4"/>
+            </w:tcBorders>
+            <w:shd w:fill="1F3864" w:color="auto" w:val="clear"/>
+            <w:tcMar>
+              <w:top w:type="dxa" w:w="80"/>
+              <w:left w:type="dxa" w:w="120"/>
+              <w:bottom w:type="dxa" w:w="80"/>
+              <w:right w:type="dxa" w:w="120"/>
+            </w:tcMar>
+          </w:tcPr>
+          <w:p>
+            <w:pPr>
+              <w:spacing w:after="0" w:before="0"/>
+            </w:pPr>
+            <w:r>
+              <w:rPr>
+                <w:rFonts w:ascii="Arial" w:cs="Arial" w:eastAsia="Arial" w:hAnsi="Arial"/>
+                <w:b/>
+                <w:bCs/>
+                <w:color w:val="FFFFFF"/>
+                <w:sz w:val="20"/>
+                <w:szCs w:val="20"/>
+              </w:rPr>
+              <w:t xml:space="preserve">Required source</w:t>
+            </w:r>
+          </w:p>
+        </w:tc>
+        <w:tc>
+          <w:tcPr>
+            <w:tcW w:type="dxa" w:w="3120"/>
+            <w:tcBorders>
+              <w:top w:val="single" w:color="B0B7C0" w:sz="4"/>
+              <w:left w:val="single" w:color="B0B7C0" w:sz="4"/>
+              <w:bottom w:val="single" w:color="B0B7C0" w:sz="4"/>
+              <w:right w:val="single" w:color="B0B7C0" w:sz="4"/>
+            </w:tcBorders>
+            <w:shd w:fill="1F3864" w:color="auto" w:val="clear"/>
+            <w:tcMar>
+              <w:top w:type="dxa" w:w="80"/>
+              <w:left w:type="dxa" w:w="120"/>
+              <w:bottom w:type="dxa" w:w="80"/>
+              <w:right w:type="dxa" w:w="120"/>
+            </w:tcMar>
+          </w:tcPr>
+          <w:p>
+            <w:pPr>
+              <w:spacing w:after="0" w:before="0"/>
+            </w:pPr>
+            <w:r>
+              <w:rPr>
+                <w:rFonts w:ascii="Arial" w:cs="Arial" w:eastAsia="Arial" w:hAnsi="Arial"/>
+                <w:b/>
+                <w:bCs/>
+                <w:color w:val="FFFFFF"/>
+                <w:sz w:val="20"/>
+                <w:szCs w:val="20"/>
+              </w:rPr>
+              <w:t xml:space="preserve">Behavior</w:t>
+            </w:r>
+          </w:p>
+        </w:tc>
+      </w:tr>
+      <w:tr>
+        <w:tc>
+          <w:tcPr>
+            <w:tcW w:type="dxa" w:w="3120"/>
+            <w:tcBorders>
+              <w:top w:val="single" w:color="B0B7C0" w:sz="4"/>
+              <w:left w:val="single" w:color="B0B7C0" w:sz="4"/>
+              <w:bottom w:val="single" w:color="B0B7C0" w:sz="4"/>
+              <w:right w:val="single" w:color="B0B7C0" w:sz="4"/>
+            </w:tcBorders>
+            <w:tcMar>
+              <w:top w:type="dxa" w:w="80"/>
+              <w:left w:type="dxa" w:w="120"/>
+              <w:bottom w:type="dxa" w:w="80"/>
+              <w:right w:type="dxa" w:w="120"/>
+            </w:tcMar>
+          </w:tcPr>
+          <w:p>
+            <w:pPr>
+              <w:spacing w:after="0" w:before="0"/>
+            </w:pPr>
+            <w:r>
+              <w:rPr>
+                <w:rFonts w:ascii="Consolas" w:cs="Consolas" w:eastAsia="Consolas" w:hAnsi="Consolas"/>
+              </w:rPr>
+              <w:t xml:space="preserve">find_document</w:t>
+            </w:r>
+          </w:p>
+        </w:tc>
+        <w:tc>
+          <w:tcPr>
+            <w:tcW w:type="dxa" w:w="3120"/>
+            <w:tcBorders>
+              <w:top w:val="single" w:color="B0B7C0" w:sz="4"/>
+              <w:left w:val="single" w:color="B0B7C0" w:sz="4"/>
+              <w:bottom w:val="single" w:color="B0B7C0" w:sz="4"/>
+              <w:right w:val="single" w:color="B0B7C0" w:sz="4"/>
+            </w:tcBorders>
+            <w:tcMar>
+              <w:top w:type="dxa" w:w="80"/>
+              <w:left w:type="dxa" w:w="120"/>
+              <w:bottom w:type="dxa" w:w="80"/>
+              <w:right w:type="dxa" w:w="120"/>
+            </w:tcMar>
+          </w:tcPr>
+          <w:p>
+            <w:pPr>
+              <w:spacing w:after="0" w:before="0"/>
+            </w:pPr>
+            <w:r>
+              <w:t xml:space="preserve">YourVault (document metadata + content index)</w:t>
+            </w:r>
+          </w:p>
+        </w:tc>
+        <w:tc>
+          <w:tcPr>
+            <w:tcW w:type="dxa" w:w="3120"/>
+            <w:tcBorders>
+              <w:top w:val="single" w:color="B0B7C0" w:sz="4"/>
+              <w:left w:val="single" w:color="B0B7C0" w:sz="4"/>
+              <w:bottom w:val="single" w:color="B0B7C0" w:sz="4"/>
+              <w:right w:val="single" w:color="B0B7C0" w:sz="4"/>
+            </w:tcBorders>
+            <w:tcMar>
+              <w:top w:type="dxa" w:w="80"/>
+              <w:left w:type="dxa" w:w="120"/>
+              <w:bottom w:type="dxa" w:w="80"/>
+              <w:right w:type="dxa" w:w="120"/>
+            </w:tcMar>
+          </w:tcPr>
+          <w:p>
+            <w:pPr>
+              <w:spacing w:after="0" w:before="0"/>
+            </w:pPr>
+            <w:r>
+              <w:t xml:space="preserve">Search the vault by name + description + content. Empty-vault and no-match states are different from </w:t>
+            </w:r>
+            <w:r>
+              <w:rPr>
+                <w:rFonts w:ascii="Consolas" w:cs="Consolas" w:eastAsia="Consolas" w:hAnsi="Consolas"/>
+              </w:rPr>
+              <w:t xml:space="preserve">MISS_DOC</w:t>
+            </w:r>
+            <w:r>
+              <w:t xml:space="preserve"> — see the existing FileResultsCard pattern. The grounding gate does not apply; this is a search query, not a generative answer.</w:t>
+            </w:r>
+          </w:p>
+        </w:tc>
+      </w:tr>
+    </w:tbl>
+    <w:p>
+      <w:pPr>
+        <w:spacing w:after="60" w:before="60"/>
+      </w:pPr>
+      <w:r>
+        <w:t xml:space="preserve"/>
+      </w:r>
+    </w:p>
+    <w:p>
+      <w:pPr>
+        <w:pStyle w:val="Heading3"/>
+        <w:spacing w:after="120" w:before="240"/>
+      </w:pPr>
+      <w:r>
+        <w:rPr>
+          <w:rFonts w:ascii="Arial" w:cs="Arial" w:eastAsia="Arial" w:hAnsi="Arial"/>
+          <w:b/>
+          <w:bCs/>
+          <w:color w:val="0A2463"/>
+          <w:sz w:val="22"/>
+          <w:szCs w:val="22"/>
+        </w:rPr>
+        <w:t xml:space="preserve">Why this split matters</w:t>
+      </w:r>
+    </w:p>
+    <w:p>
+      <w:pPr>
+        <w:spacing w:after="100" w:before="100" w:line="320"/>
+      </w:pPr>
+      <w:r>
+        <w:t xml:space="preserve">The dev team's current build returns </w:t>
+      </w:r>
+      <w:r>
+        <w:rPr>
+          <w:rFonts w:ascii="Consolas" w:cs="Consolas" w:eastAsia="Consolas" w:hAnsi="Consolas"/>
+        </w:rPr>
+        <w:t xml:space="preserve">"The knowledge base does not have sufficient coverage on this topic."</w:t>
+      </w:r>
+      <w:r>
+        <w:t xml:space="preserve"> on most prompts because the grounding gate (~0.55 low-overlap threshold) fires regardless of intent. That's correct behavior for </w:t>
+      </w:r>
+      <w:r>
+        <w:rPr>
+          <w:b/>
+          <w:bCs/>
+        </w:rPr>
+        <w:t xml:space="preserve">the 7 grounding-required intents</w:t>
+      </w:r>
+      <w:r>
+        <w:t xml:space="preserve"> when there's truly no document. It's a bug for </w:t>
+      </w:r>
+      <w:r>
+        <w:rPr>
+          <w:b/>
+          <w:bCs/>
+        </w:rPr>
+        <w:t xml:space="preserve">the 5 grounding-optional intents</w:t>
+      </w:r>
+      <w:r>
+        <w:t xml:space="preserve"> — there's no document overlap because the question wasn't supposed to overlap with a document.</w:t>
+      </w:r>
+    </w:p>
+    <w:p>
+      <w:pPr>
+        <w:spacing w:after="100" w:before="100" w:line="320"/>
+      </w:pPr>
+      <w:r>
+        <w:t xml:space="preserve">In particular:</w:t>
+      </w:r>
+    </w:p>
+    <w:p>
+      <w:pPr>
+        <w:pStyle w:val="ListParagraph"/>
+        <w:numPr>
+          <w:ilvl w:val="0"/>
+          <w:numId w:val="2"/>
+        </w:numPr>
+        <w:spacing w:after="40" w:before="40" w:line="300"/>
+      </w:pPr>
+      <w:r>
+        <w:rPr>
+          <w:rFonts w:ascii="Consolas" w:cs="Consolas" w:eastAsia="Consolas" w:hAnsi="Consolas"/>
+        </w:rPr>
+        <w:t xml:space="preserve">case_law_research</w:t>
+      </w:r>
+      <w:r>
+        <w:t xml:space="preserve"> fails today: attorney asks "find me a case on workplace harassment under Title VII" with no doc attached → gate fires → canned refusal. Right answer: pull from GKB / training with </w:t>
+      </w:r>
+      <w:r>
+        <w:rPr>
+          <w:rFonts w:ascii="Consolas" w:cs="Consolas" w:eastAsia="Consolas" w:hAnsi="Consolas"/>
+        </w:rPr>
+        <w:t xml:space="preserve">[verify]</w:t>
+      </w:r>
+      <w:r>
+        <w:t xml:space="preserve"> tag, return 3-5 representative cases.</w:t>
+      </w:r>
+    </w:p>
+    <w:p>
+      <w:pPr>
+        <w:pStyle w:val="ListParagraph"/>
+        <w:numPr>
+          <w:ilvl w:val="0"/>
+          <w:numId w:val="2"/>
+        </w:numPr>
+        <w:spacing w:after="40" w:before="40" w:line="300"/>
+      </w:pPr>
+      <w:r>
+        <w:rPr>
+          <w:rFonts w:ascii="Consolas" w:cs="Consolas" w:eastAsia="Consolas" w:hAnsi="Consolas"/>
+        </w:rPr>
+        <w:t xml:space="preserve">legal_research</w:t>
+      </w:r>
+      <w:r>
+        <w:t xml:space="preserve"> fails the same way: "what's California's statute of limitations on breach of contract?" → gate fires → canned refusal. Right answer: cite Cal. Code Civ. Proc. § 337 from GKB.</w:t>
+      </w:r>
+    </w:p>
+    <w:p>
+      <w:pPr>
+        <w:pStyle w:val="ListParagraph"/>
+        <w:numPr>
+          <w:ilvl w:val="0"/>
+          <w:numId w:val="2"/>
+        </w:numPr>
+        <w:spacing w:after="40" w:before="40" w:line="300"/>
+      </w:pPr>
+      <w:r>
+        <w:rPr>
+          <w:rFonts w:ascii="Consolas" w:cs="Consolas" w:eastAsia="Consolas" w:hAnsi="Consolas"/>
+        </w:rPr>
+        <w:t xml:space="preserve">draft_email</w:t>
+      </w:r>
+      <w:r>
+        <w:t xml:space="preserve"> and </w:t>
+      </w:r>
+      <w:r>
+        <w:rPr>
+          <w:rFonts w:ascii="Consolas" w:cs="Consolas" w:eastAsia="Consolas" w:hAnsi="Consolas"/>
+        </w:rPr>
+        <w:t xml:space="preserve">draft_clause</w:t>
+      </w:r>
+      <w:r>
+        <w:t xml:space="preserve"> fail: "draft me a non-compete clause for an Alaska employment agreement" → gate fires → canned refusal. Right answer: draft the clause referencing Alaska Stat. § 23.10.140. Drafting does not require a document.</w:t>
+      </w:r>
+    </w:p>
+    <w:p>
+      <w:pPr>
+        <w:pStyle w:val="ListParagraph"/>
+        <w:numPr>
+          <w:ilvl w:val="0"/>
+          <w:numId w:val="2"/>
+        </w:numPr>
+        <w:spacing w:after="40" w:before="40" w:line="300"/>
+      </w:pPr>
+      <w:r>
+        <w:rPr>
+          <w:rFonts w:ascii="Consolas" w:cs="Consolas" w:eastAsia="Consolas" w:hAnsi="Consolas"/>
+        </w:rPr>
+        <w:t xml:space="preserve">general_chat</w:t>
+      </w:r>
+      <w:r>
+        <w:t xml:space="preserve"> greetings fail: "hi" / "how are you" → gate fires → canned refusal. Right answer: friendly response, no retrieval.</w:t>
+      </w:r>
+    </w:p>
+    <w:p>
+      <w:pPr>
+        <w:pStyle w:val="Heading3"/>
+        <w:spacing w:after="120" w:before="240"/>
+      </w:pPr>
+      <w:r>
+        <w:rPr>
+          <w:rFonts w:ascii="Arial" w:cs="Arial" w:eastAsia="Arial" w:hAnsi="Arial"/>
+          <w:b/>
+          <w:bCs/>
+          <w:color w:val="0A2463"/>
+          <w:sz w:val="22"/>
+          <w:szCs w:val="22"/>
+        </w:rPr>
+        <w:t xml:space="preserve">Pipeline-level recommendation</w:t>
+      </w:r>
+    </w:p>
+    <w:p>
+      <w:pPr>
+        <w:spacing w:after="100" w:before="100" w:line="320"/>
+      </w:pPr>
+      <w:r>
+        <w:t xml:space="preserve">The classifier should run BEFORE the grounding gate:</w:t>
+      </w:r>
+    </w:p>
+    <w:p>
+      <w:pPr>
+        <w:spacing w:after="100" w:before="100" w:line="320"/>
+      </w:pPr>
+      <w:r>
+        <w:rPr>
+          <w:rFonts w:ascii="Consolas" w:cs="Consolas" w:eastAsia="Consolas" w:hAnsi="Consolas"/>
+        </w:rPr>
+        <w:t xml:space="preserve"/>
+      </w:r>
+      <w:r>
+        <w:rPr>
+          <w:rFonts w:ascii="Consolas" w:cs="Consolas" w:eastAsia="Consolas" w:hAnsi="Consolas"/>
+        </w:rPr>
+        <w:t xml:space="preserve"> 1. Detect intent from user message (use the existing intent classifier    or the active intent the UI passes through). 2. If intent is in GROUNDING_REQUIRED set:      - run RAG retrieval against attached doc      - if low-overlap, return MISS_DOC anchor      - never fall back to training 3. If intent is in GROUNDING_OPTIONAL set:      - bypass the low-overlap gate entirely      - run GKB retrieval (broad)      - call the LLM with retrieval results + training as fallback      - apply normal hallucination guards on citations 4. If intent is find_document:      - run vault search, not RAG      - return FileResultsCard payload, not generative answer </w:t>
+      </w:r>
+      <w:r>
+        <w:rPr>
+          <w:rFonts w:ascii="Consolas" w:cs="Consolas" w:eastAsia="Consolas" w:hAnsi="Consolas"/>
+        </w:rPr>
+        <w:t xml:space="preserve"/>
+      </w:r>
+    </w:p>
+    <w:p>
+      <w:pPr>
+        <w:spacing w:after="100" w:before="100" w:line="320"/>
+      </w:pPr>
+      <w:r>
+        <w:t xml:space="preserve">Card intents (</w:t>
+      </w:r>
+      <w:r>
+        <w:rPr>
+          <w:rFonts w:ascii="Consolas" w:cs="Consolas" w:eastAsia="Consolas" w:hAnsi="Consolas"/>
+        </w:rPr>
+        <w:t xml:space="preserve">contract_review</w:t>
+      </w:r>
+      <w:r>
+        <w:t xml:space="preserve">, </w:t>
+      </w:r>
+      <w:r>
+        <w:rPr>
+          <w:rFonts w:ascii="Consolas" w:cs="Consolas" w:eastAsia="Consolas" w:hAnsi="Consolas"/>
+        </w:rPr>
+        <w:t xml:space="preserve">clause_analysis</w:t>
+      </w:r>
+      <w:r>
+        <w:t xml:space="preserve">, </w:t>
+      </w:r>
+      <w:r>
+        <w:rPr>
+          <w:rFonts w:ascii="Consolas" w:cs="Consolas" w:eastAsia="Consolas" w:hAnsi="Consolas"/>
+        </w:rPr>
+        <w:t xml:space="preserve">clause_comparison</w:t>
+      </w:r>
+      <w:r>
+        <w:t xml:space="preserve">, </w:t>
+      </w:r>
+      <w:r>
+        <w:rPr>
+          <w:rFonts w:ascii="Consolas" w:cs="Consolas" w:eastAsia="Consolas" w:hAnsi="Consolas"/>
+        </w:rPr>
+        <w:t xml:space="preserve">document_summarization</w:t>
+      </w:r>
+      <w:r>
+        <w:t xml:space="preserve">, </w:t>
+      </w:r>
+      <w:r>
+        <w:rPr>
+          <w:rFonts w:ascii="Consolas" w:cs="Consolas" w:eastAsia="Consolas" w:hAnsi="Consolas"/>
+        </w:rPr>
+        <w:t xml:space="preserve">risk_assessment</w:t>
+      </w:r>
+      <w:r>
+        <w:t xml:space="preserve">, </w:t>
+      </w:r>
+      <w:r>
+        <w:rPr>
+          <w:rFonts w:ascii="Consolas" w:cs="Consolas" w:eastAsia="Consolas" w:hAnsi="Consolas"/>
+        </w:rPr>
+        <w:t xml:space="preserve">case_brief</w:t>
+      </w:r>
+      <w:r>
+        <w:t xml:space="preserve">) additionally force </w:t>
+      </w:r>
+      <w:r>
+        <w:rPr>
+          <w:rFonts w:ascii="Consolas" w:cs="Consolas" w:eastAsia="Consolas" w:hAnsi="Consolas"/>
+        </w:rPr>
+        <w:t xml:space="preserve">response_format: json_object</w:t>
+      </w:r>
+      <w:r>
+        <w:t xml:space="preserve"> against the relevant card schema. The empty-state pattern in CLAUDE.md applies: when the LLM returns a schema-shaped envelope with empty fields (which it will for a Type A miss), the frontend renders an empty-state card with an upload prompt instead of a grid of </w:t>
+      </w:r>
+      <w:r>
+        <w:rPr>
+          <w:rFonts w:ascii="Consolas" w:cs="Consolas" w:eastAsia="Consolas" w:hAnsi="Consolas"/>
+        </w:rPr>
+        <w:t xml:space="preserve">—</w:t>
+      </w:r>
+      <w:r>
+        <w:t xml:space="preserve"> dashes.</w:t>
       </w:r>
     </w:p>
     <w:p>
